--- a/TH_Tuan04/TH_Tuan04.docx
+++ b/TH_Tuan04/TH_Tuan04.docx
@@ -42,6 +42,7 @@
       </w:pPr>
       <w:r>
         <w:rPr>
+          <w:noProof/>
           <w:lang w:val="en-US"/>
         </w:rPr>
         <w:drawing>
@@ -114,6 +115,7 @@
       </w:pPr>
       <w:r>
         <w:rPr>
+          <w:noProof/>
           <w:lang w:val="en-US"/>
         </w:rPr>
         <w:drawing>
@@ -181,6 +183,7 @@
       </w:pPr>
       <w:r>
         <w:rPr>
+          <w:noProof/>
           <w:lang w:val="en-US"/>
         </w:rPr>
         <w:drawing>
@@ -248,6 +251,7 @@
       </w:pPr>
       <w:r>
         <w:rPr>
+          <w:noProof/>
           <w:lang w:val="en-US"/>
         </w:rPr>
         <w:drawing>
@@ -315,6 +319,7 @@
       </w:pPr>
       <w:r>
         <w:rPr>
+          <w:noProof/>
           <w:lang w:val="en-US"/>
         </w:rPr>
         <w:lastRenderedPageBreak/>
@@ -383,6 +388,7 @@
       </w:pPr>
       <w:r>
         <w:rPr>
+          <w:noProof/>
           <w:lang w:val="en-US"/>
         </w:rPr>
         <w:drawing>
@@ -450,6 +456,7 @@
       </w:pPr>
       <w:r>
         <w:rPr>
+          <w:noProof/>
           <w:lang w:val="en-US"/>
         </w:rPr>
         <w:drawing>
@@ -517,6 +524,7 @@
       </w:pPr>
       <w:r>
         <w:rPr>
+          <w:noProof/>
           <w:lang w:val="en-US"/>
         </w:rPr>
         <w:drawing>
@@ -584,6 +592,7 @@
       </w:pPr>
       <w:r>
         <w:rPr>
+          <w:noProof/>
           <w:lang w:val="en-US"/>
         </w:rPr>
         <w:drawing>
@@ -651,6 +660,7 @@
       </w:pPr>
       <w:r>
         <w:rPr>
+          <w:noProof/>
           <w:lang w:val="en-US"/>
         </w:rPr>
         <w:drawing>
@@ -718,6 +728,7 @@
       </w:pPr>
       <w:r>
         <w:rPr>
+          <w:noProof/>
           <w:lang w:val="en-US"/>
         </w:rPr>
         <w:drawing>
@@ -785,6 +796,7 @@
       </w:pPr>
       <w:r>
         <w:rPr>
+          <w:noProof/>
           <w:lang w:val="en-US"/>
         </w:rPr>
         <w:lastRenderedPageBreak/>
@@ -853,6 +865,7 @@
       </w:pPr>
       <w:r>
         <w:rPr>
+          <w:noProof/>
           <w:lang w:val="en-US"/>
         </w:rPr>
         <w:drawing>
@@ -920,6 +933,7 @@
       </w:pPr>
       <w:r>
         <w:rPr>
+          <w:noProof/>
           <w:lang w:val="en-US"/>
         </w:rPr>
         <w:drawing>
@@ -987,6 +1001,7 @@
       </w:pPr>
       <w:r>
         <w:rPr>
+          <w:noProof/>
           <w:lang w:val="en-US"/>
         </w:rPr>
         <w:drawing>
@@ -1054,6 +1069,7 @@
       </w:pPr>
       <w:r>
         <w:rPr>
+          <w:noProof/>
           <w:lang w:val="en-US"/>
         </w:rPr>
         <w:drawing>
@@ -1121,6 +1137,7 @@
       </w:pPr>
       <w:r>
         <w:rPr>
+          <w:noProof/>
           <w:lang w:val="en-US"/>
         </w:rPr>
         <w:drawing>
@@ -1188,6 +1205,7 @@
       </w:pPr>
       <w:r>
         <w:rPr>
+          <w:noProof/>
           <w:lang w:val="en-US"/>
         </w:rPr>
         <w:drawing>
@@ -1255,6 +1273,7 @@
       </w:pPr>
       <w:r>
         <w:rPr>
+          <w:noProof/>
           <w:lang w:val="en-US"/>
         </w:rPr>
         <w:lastRenderedPageBreak/>
@@ -1323,6 +1342,7 @@
       </w:pPr>
       <w:r>
         <w:rPr>
+          <w:noProof/>
           <w:lang w:val="en-US"/>
         </w:rPr>
         <w:drawing>
@@ -1390,6 +1410,7 @@
       </w:pPr>
       <w:r>
         <w:rPr>
+          <w:noProof/>
           <w:lang w:val="en-US"/>
         </w:rPr>
         <w:drawing>
@@ -1457,6 +1478,7 @@
       </w:pPr>
       <w:r>
         <w:rPr>
+          <w:noProof/>
           <w:lang w:val="en-US"/>
         </w:rPr>
         <w:drawing>
@@ -1524,6 +1546,7 @@
       </w:pPr>
       <w:r>
         <w:rPr>
+          <w:noProof/>
           <w:lang w:val="en-US"/>
         </w:rPr>
         <w:drawing>
@@ -1591,6 +1614,7 @@
       </w:pPr>
       <w:r>
         <w:rPr>
+          <w:noProof/>
           <w:lang w:val="en-US"/>
         </w:rPr>
         <w:drawing>
@@ -1647,31 +1671,18 @@
           <w:lang w:val="en-US"/>
         </w:rPr>
         <w:tab/>
-        <w:t xml:space="preserve">docker </w:t>
-      </w:r>
-      <w:proofErr w:type="gramStart"/>
-      <w:r>
-        <w:rPr>
-          <w:lang w:val="en-US"/>
-        </w:rPr>
-        <w:t>run -d</w:t>
-      </w:r>
-      <w:proofErr w:type="gramEnd"/>
-      <w:r>
-        <w:rPr>
-          <w:lang w:val="en-US"/>
-        </w:rPr>
-        <w:t xml:space="preserve"> --network my_network --name my_container nginx</w:t>
-      </w:r>
-    </w:p>
-    <w:p>
-      <w:pPr>
-        <w:rPr>
-          <w:lang w:val="en-US"/>
-        </w:rPr>
-      </w:pPr>
-      <w:r>
-        <w:rPr>
+        <w:t>docker run -d --network my_network --name my_container nginx</w:t>
+      </w:r>
+    </w:p>
+    <w:p>
+      <w:pPr>
+        <w:rPr>
+          <w:lang w:val="en-US"/>
+        </w:rPr>
+      </w:pPr>
+      <w:r>
+        <w:rPr>
+          <w:noProof/>
           <w:lang w:val="en-US"/>
         </w:rPr>
         <w:drawing>
@@ -1739,6 +1750,7 @@
       </w:pPr>
       <w:r>
         <w:rPr>
+          <w:noProof/>
           <w:lang w:val="en-US"/>
         </w:rPr>
         <w:drawing>
@@ -1806,6 +1818,7 @@
       </w:pPr>
       <w:r>
         <w:rPr>
+          <w:noProof/>
           <w:lang w:val="en-US"/>
         </w:rPr>
         <w:lastRenderedPageBreak/>
@@ -1874,6 +1887,7 @@
       </w:pPr>
       <w:r>
         <w:rPr>
+          <w:noProof/>
           <w:lang w:val="en-US"/>
         </w:rPr>
         <w:drawing>
@@ -1953,6 +1967,13 @@
           <w:lang w:val="en-US"/>
         </w:rPr>
       </w:pPr>
+    </w:p>
+    <w:p>
+      <w:pPr>
+        <w:rPr>
+          <w:lang w:val="en-US"/>
+        </w:rPr>
+      </w:pPr>
       <w:r>
         <w:rPr>
           <w:lang w:val="en-US"/>
@@ -1964,16 +1985,8 @@
           <w:lang w:val="en-US"/>
         </w:rPr>
         <w:tab/>
-        <w:t>docker build -t my_nginx_</w:t>
-      </w:r>
-      <w:proofErr w:type="gramStart"/>
-      <w:r>
-        <w:rPr>
-          <w:lang w:val="en-US"/>
-        </w:rPr>
-        <w:t>image .</w:t>
-      </w:r>
-      <w:proofErr w:type="gramEnd"/>
+        <w:t>docker build -t my_nginx_image .</w:t>
+      </w:r>
     </w:p>
     <w:p>
       <w:pPr>
@@ -1993,6 +2006,1687 @@
         </w:rPr>
         <w:tab/>
         <w:t>docker run -d -p 8080:80 my_nginx_image</w:t>
+      </w:r>
+    </w:p>
+    <w:p>
+      <w:pPr>
+        <w:rPr>
+          <w:lang w:val="en-US"/>
+        </w:rPr>
+      </w:pPr>
+    </w:p>
+    <w:p>
+      <w:pPr>
+        <w:rPr>
+          <w:lang w:val="en-US"/>
+        </w:rPr>
+      </w:pPr>
+    </w:p>
+    <w:p>
+      <w:pPr>
+        <w:rPr>
+          <w:lang w:val="en-US"/>
+        </w:rPr>
+      </w:pPr>
+    </w:p>
+    <w:p>
+      <w:pPr>
+        <w:rPr>
+          <w:lang w:val="en-US"/>
+        </w:rPr>
+      </w:pPr>
+      <w:r>
+        <w:rPr>
+          <w:lang w:val="en-US"/>
+        </w:rPr>
+        <w:t>Phần 2:</w:t>
+      </w:r>
+      <w:r>
+        <w:rPr>
+          <w:lang w:val="en-US"/>
+        </w:rPr>
+        <w:tab/>
+        <w:t>Thao tác với Dockerfile</w:t>
+      </w:r>
+      <w:r>
+        <w:rPr>
+          <w:lang w:val="en-US"/>
+        </w:rPr>
+        <w:tab/>
+      </w:r>
+      <w:r>
+        <w:rPr>
+          <w:lang w:val="en-US"/>
+        </w:rPr>
+        <w:tab/>
+      </w:r>
+    </w:p>
+    <w:p>
+      <w:pPr>
+        <w:rPr>
+          <w:lang w:val="en-US"/>
+        </w:rPr>
+      </w:pPr>
+      <w:r>
+        <w:rPr>
+          <w:lang w:val="en-US"/>
+        </w:rPr>
+        <w:tab/>
+        <w:t>Bài 1: Tạo Dockerfile chạy một ứng dụng Node.js đơn giản</w:t>
+      </w:r>
+      <w:r>
+        <w:rPr>
+          <w:lang w:val="en-US"/>
+        </w:rPr>
+        <w:tab/>
+      </w:r>
+      <w:r>
+        <w:rPr>
+          <w:lang w:val="en-US"/>
+        </w:rPr>
+        <w:tab/>
+      </w:r>
+    </w:p>
+    <w:p>
+      <w:pPr>
+        <w:rPr>
+          <w:lang w:val="en-US"/>
+        </w:rPr>
+      </w:pPr>
+      <w:r>
+        <w:rPr>
+          <w:lang w:val="en-US"/>
+        </w:rPr>
+        <w:tab/>
+      </w:r>
+      <w:r>
+        <w:rPr>
+          <w:lang w:val="en-US"/>
+        </w:rPr>
+        <w:tab/>
+        <w:t>Yêu cầu:</w:t>
+      </w:r>
+      <w:r>
+        <w:rPr>
+          <w:lang w:val="en-US"/>
+        </w:rPr>
+        <w:tab/>
+      </w:r>
+    </w:p>
+    <w:p>
+      <w:pPr>
+        <w:rPr>
+          <w:lang w:val="en-US"/>
+        </w:rPr>
+      </w:pPr>
+      <w:r>
+        <w:rPr>
+          <w:lang w:val="en-US"/>
+        </w:rPr>
+        <w:tab/>
+      </w:r>
+      <w:r>
+        <w:rPr>
+          <w:lang w:val="en-US"/>
+        </w:rPr>
+        <w:tab/>
+        <w:t>Viết Dockerfile để chạy một ứng dụng Node.js hiển thị "Hello, Docker!" trên cổng 3000.</w:t>
+      </w:r>
+      <w:r>
+        <w:rPr>
+          <w:lang w:val="en-US"/>
+        </w:rPr>
+        <w:tab/>
+      </w:r>
+    </w:p>
+    <w:p>
+      <w:pPr>
+        <w:rPr>
+          <w:lang w:val="en-US"/>
+        </w:rPr>
+      </w:pPr>
+      <w:r>
+        <w:rPr>
+          <w:lang w:val="en-US"/>
+        </w:rPr>
+        <w:tab/>
+      </w:r>
+      <w:r>
+        <w:rPr>
+          <w:lang w:val="en-US"/>
+        </w:rPr>
+        <w:tab/>
+        <w:t>Sử dụng node:18 làm base image.</w:t>
+      </w:r>
+    </w:p>
+    <w:p>
+      <w:pPr>
+        <w:rPr>
+          <w:lang w:val="en-US"/>
+        </w:rPr>
+      </w:pPr>
+    </w:p>
+    <w:p>
+      <w:pPr>
+        <w:rPr>
+          <w:b/>
+          <w:bCs/>
+          <w:lang w:val="en-US"/>
+        </w:rPr>
+      </w:pPr>
+      <w:r>
+        <w:rPr>
+          <w:lang w:val="en-US"/>
+        </w:rPr>
+        <w:t>-</w:t>
+      </w:r>
+      <w:r>
+        <w:rPr>
+          <w:b/>
+          <w:bCs/>
+          <w:lang w:val="en-US"/>
+        </w:rPr>
+        <w:t xml:space="preserve"> Viết file server.js, package.json</w:t>
+      </w:r>
+    </w:p>
+    <w:p>
+      <w:pPr>
+        <w:rPr>
+          <w:noProof/>
+          <w:lang w:val="en-US"/>
+        </w:rPr>
+      </w:pPr>
+      <w:r>
+        <w:rPr>
+          <w:lang w:val="en-US"/>
+        </w:rPr>
+        <w:lastRenderedPageBreak/>
+        <w:drawing>
+          <wp:inline distT="0" distB="0" distL="0" distR="0" wp14:anchorId="6E25CDB5" wp14:editId="17F032F9">
+            <wp:extent cx="4167554" cy="1824641"/>
+            <wp:effectExtent l="0" t="0" r="4445" b="4445"/>
+            <wp:docPr id="1636237565" name="Picture 1"/>
+            <wp:cNvGraphicFramePr>
+              <a:graphicFrameLocks xmlns:a="http://schemas.openxmlformats.org/drawingml/2006/main" noChangeAspect="1"/>
+            </wp:cNvGraphicFramePr>
+            <a:graphic xmlns:a="http://schemas.openxmlformats.org/drawingml/2006/main">
+              <a:graphicData uri="http://schemas.openxmlformats.org/drawingml/2006/picture">
+                <pic:pic xmlns:pic="http://schemas.openxmlformats.org/drawingml/2006/picture">
+                  <pic:nvPicPr>
+                    <pic:cNvPr id="1636237565" name=""/>
+                    <pic:cNvPicPr/>
+                  </pic:nvPicPr>
+                  <pic:blipFill>
+                    <a:blip r:embed="rId33"/>
+                    <a:stretch>
+                      <a:fillRect/>
+                    </a:stretch>
+                  </pic:blipFill>
+                  <pic:spPr>
+                    <a:xfrm>
+                      <a:off x="0" y="0"/>
+                      <a:ext cx="4180189" cy="1830173"/>
+                    </a:xfrm>
+                    <a:prstGeom prst="rect">
+                      <a:avLst/>
+                    </a:prstGeom>
+                  </pic:spPr>
+                </pic:pic>
+              </a:graphicData>
+            </a:graphic>
+          </wp:inline>
+        </w:drawing>
+      </w:r>
+      <w:r>
+        <w:rPr>
+          <w:noProof/>
+        </w:rPr>
+        <w:t xml:space="preserve"> </w:t>
+      </w:r>
+      <w:r>
+        <w:rPr>
+          <w:lang w:val="en-US"/>
+        </w:rPr>
+        <w:drawing>
+          <wp:inline distT="0" distB="0" distL="0" distR="0" wp14:anchorId="1F98FF7C" wp14:editId="7EFE0A2C">
+            <wp:extent cx="3448783" cy="2750745"/>
+            <wp:effectExtent l="0" t="0" r="0" b="0"/>
+            <wp:docPr id="1697830676" name="Picture 1"/>
+            <wp:cNvGraphicFramePr>
+              <a:graphicFrameLocks xmlns:a="http://schemas.openxmlformats.org/drawingml/2006/main" noChangeAspect="1"/>
+            </wp:cNvGraphicFramePr>
+            <a:graphic xmlns:a="http://schemas.openxmlformats.org/drawingml/2006/main">
+              <a:graphicData uri="http://schemas.openxmlformats.org/drawingml/2006/picture">
+                <pic:pic xmlns:pic="http://schemas.openxmlformats.org/drawingml/2006/picture">
+                  <pic:nvPicPr>
+                    <pic:cNvPr id="1697830676" name=""/>
+                    <pic:cNvPicPr/>
+                  </pic:nvPicPr>
+                  <pic:blipFill>
+                    <a:blip r:embed="rId34"/>
+                    <a:stretch>
+                      <a:fillRect/>
+                    </a:stretch>
+                  </pic:blipFill>
+                  <pic:spPr>
+                    <a:xfrm>
+                      <a:off x="0" y="0"/>
+                      <a:ext cx="3456519" cy="2756915"/>
+                    </a:xfrm>
+                    <a:prstGeom prst="rect">
+                      <a:avLst/>
+                    </a:prstGeom>
+                  </pic:spPr>
+                </pic:pic>
+              </a:graphicData>
+            </a:graphic>
+          </wp:inline>
+        </w:drawing>
+      </w:r>
+    </w:p>
+    <w:p>
+      <w:pPr>
+        <w:rPr>
+          <w:b/>
+          <w:bCs/>
+          <w:lang w:val="en-US"/>
+        </w:rPr>
+      </w:pPr>
+      <w:r>
+        <w:rPr>
+          <w:lang w:val="en-US"/>
+        </w:rPr>
+        <w:t xml:space="preserve">- </w:t>
+      </w:r>
+      <w:r>
+        <w:rPr>
+          <w:b/>
+          <w:bCs/>
+          <w:lang w:val="en-US"/>
+        </w:rPr>
+        <w:t>Viết Dockerfile</w:t>
+      </w:r>
+    </w:p>
+    <w:p>
+      <w:pPr>
+        <w:rPr>
+          <w:b/>
+          <w:bCs/>
+          <w:lang w:val="en-US"/>
+        </w:rPr>
+      </w:pPr>
+      <w:r>
+        <w:rPr>
+          <w:b/>
+          <w:bCs/>
+          <w:lang w:val="en-US"/>
+        </w:rPr>
+        <w:drawing>
+          <wp:inline distT="0" distB="0" distL="0" distR="0" wp14:anchorId="5C491282" wp14:editId="027CB005">
+            <wp:extent cx="3440723" cy="2072521"/>
+            <wp:effectExtent l="0" t="0" r="7620" b="4445"/>
+            <wp:docPr id="646137831" name="Picture 1"/>
+            <wp:cNvGraphicFramePr>
+              <a:graphicFrameLocks xmlns:a="http://schemas.openxmlformats.org/drawingml/2006/main" noChangeAspect="1"/>
+            </wp:cNvGraphicFramePr>
+            <a:graphic xmlns:a="http://schemas.openxmlformats.org/drawingml/2006/main">
+              <a:graphicData uri="http://schemas.openxmlformats.org/drawingml/2006/picture">
+                <pic:pic xmlns:pic="http://schemas.openxmlformats.org/drawingml/2006/picture">
+                  <pic:nvPicPr>
+                    <pic:cNvPr id="646137831" name=""/>
+                    <pic:cNvPicPr/>
+                  </pic:nvPicPr>
+                  <pic:blipFill>
+                    <a:blip r:embed="rId35"/>
+                    <a:stretch>
+                      <a:fillRect/>
+                    </a:stretch>
+                  </pic:blipFill>
+                  <pic:spPr>
+                    <a:xfrm>
+                      <a:off x="0" y="0"/>
+                      <a:ext cx="3448812" cy="2077393"/>
+                    </a:xfrm>
+                    <a:prstGeom prst="rect">
+                      <a:avLst/>
+                    </a:prstGeom>
+                  </pic:spPr>
+                </pic:pic>
+              </a:graphicData>
+            </a:graphic>
+          </wp:inline>
+        </w:drawing>
+      </w:r>
+    </w:p>
+    <w:p>
+      <w:pPr>
+        <w:rPr>
+          <w:b/>
+          <w:bCs/>
+          <w:lang w:val="en-US"/>
+        </w:rPr>
+      </w:pPr>
+      <w:r>
+        <w:rPr>
+          <w:b/>
+          <w:bCs/>
+          <w:lang w:val="en-US"/>
+        </w:rPr>
+        <w:t xml:space="preserve">- chạy lệnh </w:t>
+      </w:r>
+      <w:r>
+        <w:rPr>
+          <w:b/>
+          <w:bCs/>
+          <w:lang w:val="en-US"/>
+        </w:rPr>
+        <w:t>docker build -t node-docker-app .</w:t>
+      </w:r>
+    </w:p>
+    <w:p>
+      <w:pPr>
+        <w:rPr>
+          <w:b/>
+          <w:bCs/>
+          <w:lang w:val="en-US"/>
+        </w:rPr>
+      </w:pPr>
+      <w:r>
+        <w:rPr>
+          <w:b/>
+          <w:bCs/>
+          <w:lang w:val="en-US"/>
+        </w:rPr>
+        <w:lastRenderedPageBreak/>
+        <w:drawing>
+          <wp:inline distT="0" distB="0" distL="0" distR="0" wp14:anchorId="56A43478" wp14:editId="151B31DE">
+            <wp:extent cx="3944815" cy="1434210"/>
+            <wp:effectExtent l="0" t="0" r="0" b="0"/>
+            <wp:docPr id="1603428321" name="Picture 1"/>
+            <wp:cNvGraphicFramePr>
+              <a:graphicFrameLocks xmlns:a="http://schemas.openxmlformats.org/drawingml/2006/main" noChangeAspect="1"/>
+            </wp:cNvGraphicFramePr>
+            <a:graphic xmlns:a="http://schemas.openxmlformats.org/drawingml/2006/main">
+              <a:graphicData uri="http://schemas.openxmlformats.org/drawingml/2006/picture">
+                <pic:pic xmlns:pic="http://schemas.openxmlformats.org/drawingml/2006/picture">
+                  <pic:nvPicPr>
+                    <pic:cNvPr id="1603428321" name=""/>
+                    <pic:cNvPicPr/>
+                  </pic:nvPicPr>
+                  <pic:blipFill>
+                    <a:blip r:embed="rId36"/>
+                    <a:stretch>
+                      <a:fillRect/>
+                    </a:stretch>
+                  </pic:blipFill>
+                  <pic:spPr>
+                    <a:xfrm>
+                      <a:off x="0" y="0"/>
+                      <a:ext cx="3948725" cy="1435631"/>
+                    </a:xfrm>
+                    <a:prstGeom prst="rect">
+                      <a:avLst/>
+                    </a:prstGeom>
+                  </pic:spPr>
+                </pic:pic>
+              </a:graphicData>
+            </a:graphic>
+          </wp:inline>
+        </w:drawing>
+      </w:r>
+    </w:p>
+    <w:p>
+      <w:pPr>
+        <w:rPr>
+          <w:b/>
+          <w:bCs/>
+          <w:lang w:val="en-US"/>
+        </w:rPr>
+      </w:pPr>
+      <w:r>
+        <w:rPr>
+          <w:b/>
+          <w:bCs/>
+          <w:lang w:val="en-US"/>
+        </w:rPr>
+        <w:t xml:space="preserve">- Chạy lệnh </w:t>
+      </w:r>
+      <w:r>
+        <w:rPr>
+          <w:b/>
+          <w:bCs/>
+          <w:lang w:val="en-US"/>
+        </w:rPr>
+        <w:t>docker run -p 3000:3000 node-docker-app</w:t>
+      </w:r>
+    </w:p>
+    <w:p>
+      <w:pPr>
+        <w:rPr>
+          <w:b/>
+          <w:bCs/>
+          <w:lang w:val="en-US"/>
+        </w:rPr>
+      </w:pPr>
+      <w:r>
+        <w:rPr>
+          <w:b/>
+          <w:bCs/>
+          <w:lang w:val="en-US"/>
+        </w:rPr>
+        <w:drawing>
+          <wp:inline distT="0" distB="0" distL="0" distR="0" wp14:anchorId="358A4073" wp14:editId="0CCA9D92">
+            <wp:extent cx="5943600" cy="995680"/>
+            <wp:effectExtent l="0" t="0" r="0" b="0"/>
+            <wp:docPr id="1803322864" name="Picture 1"/>
+            <wp:cNvGraphicFramePr>
+              <a:graphicFrameLocks xmlns:a="http://schemas.openxmlformats.org/drawingml/2006/main" noChangeAspect="1"/>
+            </wp:cNvGraphicFramePr>
+            <a:graphic xmlns:a="http://schemas.openxmlformats.org/drawingml/2006/main">
+              <a:graphicData uri="http://schemas.openxmlformats.org/drawingml/2006/picture">
+                <pic:pic xmlns:pic="http://schemas.openxmlformats.org/drawingml/2006/picture">
+                  <pic:nvPicPr>
+                    <pic:cNvPr id="1803322864" name=""/>
+                    <pic:cNvPicPr/>
+                  </pic:nvPicPr>
+                  <pic:blipFill>
+                    <a:blip r:embed="rId37"/>
+                    <a:stretch>
+                      <a:fillRect/>
+                    </a:stretch>
+                  </pic:blipFill>
+                  <pic:spPr>
+                    <a:xfrm>
+                      <a:off x="0" y="0"/>
+                      <a:ext cx="5943600" cy="995680"/>
+                    </a:xfrm>
+                    <a:prstGeom prst="rect">
+                      <a:avLst/>
+                    </a:prstGeom>
+                  </pic:spPr>
+                </pic:pic>
+              </a:graphicData>
+            </a:graphic>
+          </wp:inline>
+        </w:drawing>
+      </w:r>
+    </w:p>
+    <w:p>
+      <w:pPr>
+        <w:rPr>
+          <w:b/>
+          <w:bCs/>
+          <w:lang w:val="en-US"/>
+        </w:rPr>
+      </w:pPr>
+      <w:r>
+        <w:rPr>
+          <w:b/>
+          <w:bCs/>
+          <w:lang w:val="en-US"/>
+        </w:rPr>
+        <w:t>- Kết quả</w:t>
+      </w:r>
+    </w:p>
+    <w:p>
+      <w:pPr>
+        <w:rPr>
+          <w:b/>
+          <w:bCs/>
+          <w:lang w:val="en-US"/>
+        </w:rPr>
+      </w:pPr>
+      <w:r>
+        <w:rPr>
+          <w:b/>
+          <w:bCs/>
+          <w:lang w:val="en-US"/>
+        </w:rPr>
+        <w:drawing>
+          <wp:inline distT="0" distB="0" distL="0" distR="0" wp14:anchorId="4BC89F9E" wp14:editId="66C2CAF6">
+            <wp:extent cx="5943600" cy="1236345"/>
+            <wp:effectExtent l="0" t="0" r="0" b="1905"/>
+            <wp:docPr id="1584033528" name="Picture 1"/>
+            <wp:cNvGraphicFramePr>
+              <a:graphicFrameLocks xmlns:a="http://schemas.openxmlformats.org/drawingml/2006/main" noChangeAspect="1"/>
+            </wp:cNvGraphicFramePr>
+            <a:graphic xmlns:a="http://schemas.openxmlformats.org/drawingml/2006/main">
+              <a:graphicData uri="http://schemas.openxmlformats.org/drawingml/2006/picture">
+                <pic:pic xmlns:pic="http://schemas.openxmlformats.org/drawingml/2006/picture">
+                  <pic:nvPicPr>
+                    <pic:cNvPr id="1584033528" name=""/>
+                    <pic:cNvPicPr/>
+                  </pic:nvPicPr>
+                  <pic:blipFill>
+                    <a:blip r:embed="rId38"/>
+                    <a:stretch>
+                      <a:fillRect/>
+                    </a:stretch>
+                  </pic:blipFill>
+                  <pic:spPr>
+                    <a:xfrm>
+                      <a:off x="0" y="0"/>
+                      <a:ext cx="5943600" cy="1236345"/>
+                    </a:xfrm>
+                    <a:prstGeom prst="rect">
+                      <a:avLst/>
+                    </a:prstGeom>
+                  </pic:spPr>
+                </pic:pic>
+              </a:graphicData>
+            </a:graphic>
+          </wp:inline>
+        </w:drawing>
+      </w:r>
+    </w:p>
+    <w:p>
+      <w:pPr>
+        <w:rPr>
+          <w:lang w:val="en-US"/>
+        </w:rPr>
+      </w:pPr>
+      <w:r>
+        <w:rPr>
+          <w:lang w:val="en-US"/>
+        </w:rPr>
+        <w:tab/>
+      </w:r>
+      <w:r>
+        <w:rPr>
+          <w:lang w:val="en-US"/>
+        </w:rPr>
+        <w:tab/>
+      </w:r>
+      <w:r>
+        <w:rPr>
+          <w:lang w:val="en-US"/>
+        </w:rPr>
+        <w:tab/>
+      </w:r>
+    </w:p>
+    <w:p>
+      <w:pPr>
+        <w:rPr>
+          <w:lang w:val="en-US"/>
+        </w:rPr>
+      </w:pPr>
+      <w:r>
+        <w:rPr>
+          <w:lang w:val="en-US"/>
+        </w:rPr>
+        <w:tab/>
+        <w:t>Bài 2: Tạo Dockerfile chạy một ứng dụng Python Flask</w:t>
+      </w:r>
+      <w:r>
+        <w:rPr>
+          <w:lang w:val="en-US"/>
+        </w:rPr>
+        <w:tab/>
+      </w:r>
+      <w:r>
+        <w:rPr>
+          <w:lang w:val="en-US"/>
+        </w:rPr>
+        <w:tab/>
+      </w:r>
+    </w:p>
+    <w:p>
+      <w:pPr>
+        <w:rPr>
+          <w:lang w:val="en-US"/>
+        </w:rPr>
+      </w:pPr>
+      <w:r>
+        <w:rPr>
+          <w:lang w:val="en-US"/>
+        </w:rPr>
+        <w:tab/>
+      </w:r>
+      <w:r>
+        <w:rPr>
+          <w:lang w:val="en-US"/>
+        </w:rPr>
+        <w:tab/>
+        <w:t>Yêu cầu:</w:t>
+      </w:r>
+      <w:r>
+        <w:rPr>
+          <w:lang w:val="en-US"/>
+        </w:rPr>
+        <w:tab/>
+      </w:r>
+    </w:p>
+    <w:p>
+      <w:pPr>
+        <w:rPr>
+          <w:lang w:val="en-US"/>
+        </w:rPr>
+      </w:pPr>
+      <w:r>
+        <w:rPr>
+          <w:lang w:val="en-US"/>
+        </w:rPr>
+        <w:tab/>
+      </w:r>
+      <w:r>
+        <w:rPr>
+          <w:lang w:val="en-US"/>
+        </w:rPr>
+        <w:tab/>
+        <w:t>Viết Dockerfile để chạy một ứng dụng Flask hiển thị "Hello, Docker Flask!" trên cổng 5000.</w:t>
+      </w:r>
+      <w:r>
+        <w:rPr>
+          <w:lang w:val="en-US"/>
+        </w:rPr>
+        <w:tab/>
+      </w:r>
+    </w:p>
+    <w:p>
+      <w:pPr>
+        <w:rPr>
+          <w:lang w:val="en-US"/>
+        </w:rPr>
+      </w:pPr>
+      <w:r>
+        <w:rPr>
+          <w:lang w:val="en-US"/>
+        </w:rPr>
+        <w:tab/>
+      </w:r>
+      <w:r>
+        <w:rPr>
+          <w:lang w:val="en-US"/>
+        </w:rPr>
+        <w:tab/>
+        <w:t>Sử dụng python:3.9 làm base image.</w:t>
+      </w:r>
+      <w:r>
+        <w:rPr>
+          <w:lang w:val="en-US"/>
+        </w:rPr>
+        <w:tab/>
+      </w:r>
+    </w:p>
+    <w:p>
+      <w:pPr>
+        <w:rPr>
+          <w:lang w:val="en-US"/>
+        </w:rPr>
+      </w:pPr>
+      <w:r>
+        <w:rPr>
+          <w:lang w:val="en-US"/>
+        </w:rPr>
+        <w:tab/>
+      </w:r>
+      <w:r>
+        <w:rPr>
+          <w:lang w:val="en-US"/>
+        </w:rPr>
+        <w:tab/>
+      </w:r>
+      <w:r>
+        <w:rPr>
+          <w:lang w:val="en-US"/>
+        </w:rPr>
+        <w:tab/>
+      </w:r>
+    </w:p>
+    <w:p>
+      <w:pPr>
+        <w:rPr>
+          <w:lang w:val="en-US"/>
+        </w:rPr>
+      </w:pPr>
+      <w:r>
+        <w:rPr>
+          <w:lang w:val="en-US"/>
+        </w:rPr>
+        <w:tab/>
+        <w:t>Bài 3: Tạo Dockerfile chạy một ứng dụng React</w:t>
+      </w:r>
+      <w:r>
+        <w:rPr>
+          <w:lang w:val="en-US"/>
+        </w:rPr>
+        <w:tab/>
+      </w:r>
+      <w:r>
+        <w:rPr>
+          <w:lang w:val="en-US"/>
+        </w:rPr>
+        <w:tab/>
+      </w:r>
+    </w:p>
+    <w:p>
+      <w:pPr>
+        <w:rPr>
+          <w:lang w:val="en-US"/>
+        </w:rPr>
+      </w:pPr>
+      <w:r>
+        <w:rPr>
+          <w:lang w:val="en-US"/>
+        </w:rPr>
+        <w:tab/>
+      </w:r>
+      <w:r>
+        <w:rPr>
+          <w:lang w:val="en-US"/>
+        </w:rPr>
+        <w:tab/>
+        <w:t>Yêu cầu:</w:t>
+      </w:r>
+      <w:r>
+        <w:rPr>
+          <w:lang w:val="en-US"/>
+        </w:rPr>
+        <w:tab/>
+      </w:r>
+    </w:p>
+    <w:p>
+      <w:pPr>
+        <w:rPr>
+          <w:lang w:val="en-US"/>
+        </w:rPr>
+      </w:pPr>
+      <w:r>
+        <w:rPr>
+          <w:lang w:val="en-US"/>
+        </w:rPr>
+        <w:tab/>
+      </w:r>
+      <w:r>
+        <w:rPr>
+          <w:lang w:val="en-US"/>
+        </w:rPr>
+        <w:tab/>
+        <w:t>Viết Dockerfile để build và chạy một ứng dụng React.</w:t>
+      </w:r>
+      <w:r>
+        <w:rPr>
+          <w:lang w:val="en-US"/>
+        </w:rPr>
+        <w:tab/>
+      </w:r>
+    </w:p>
+    <w:p>
+      <w:pPr>
+        <w:rPr>
+          <w:lang w:val="en-US"/>
+        </w:rPr>
+      </w:pPr>
+      <w:r>
+        <w:rPr>
+          <w:lang w:val="en-US"/>
+        </w:rPr>
+        <w:tab/>
+      </w:r>
+      <w:r>
+        <w:rPr>
+          <w:lang w:val="en-US"/>
+        </w:rPr>
+        <w:tab/>
+        <w:t>Sử dụng node:18-alpine làm base image.</w:t>
+      </w:r>
+      <w:r>
+        <w:rPr>
+          <w:lang w:val="en-US"/>
+        </w:rPr>
+        <w:tab/>
+      </w:r>
+    </w:p>
+    <w:p>
+      <w:pPr>
+        <w:rPr>
+          <w:lang w:val="en-US"/>
+        </w:rPr>
+      </w:pPr>
+      <w:r>
+        <w:rPr>
+          <w:lang w:val="en-US"/>
+        </w:rPr>
+        <w:tab/>
+      </w:r>
+      <w:r>
+        <w:rPr>
+          <w:lang w:val="en-US"/>
+        </w:rPr>
+        <w:tab/>
+      </w:r>
+      <w:r>
+        <w:rPr>
+          <w:lang w:val="en-US"/>
+        </w:rPr>
+        <w:tab/>
+      </w:r>
+    </w:p>
+    <w:p>
+      <w:pPr>
+        <w:rPr>
+          <w:lang w:val="en-US"/>
+        </w:rPr>
+      </w:pPr>
+      <w:r>
+        <w:rPr>
+          <w:lang w:val="en-US"/>
+        </w:rPr>
+        <w:tab/>
+        <w:t>Bài 4: Tạo Dockerfile chạy một trang web tĩnh bằng Nginx</w:t>
+      </w:r>
+      <w:r>
+        <w:rPr>
+          <w:lang w:val="en-US"/>
+        </w:rPr>
+        <w:tab/>
+      </w:r>
+      <w:r>
+        <w:rPr>
+          <w:lang w:val="en-US"/>
+        </w:rPr>
+        <w:tab/>
+      </w:r>
+    </w:p>
+    <w:p>
+      <w:pPr>
+        <w:rPr>
+          <w:lang w:val="en-US"/>
+        </w:rPr>
+      </w:pPr>
+      <w:r>
+        <w:rPr>
+          <w:lang w:val="en-US"/>
+        </w:rPr>
+        <w:tab/>
+      </w:r>
+      <w:r>
+        <w:rPr>
+          <w:lang w:val="en-US"/>
+        </w:rPr>
+        <w:tab/>
+        <w:t>Yêu cầu:</w:t>
+      </w:r>
+      <w:r>
+        <w:rPr>
+          <w:lang w:val="en-US"/>
+        </w:rPr>
+        <w:tab/>
+      </w:r>
+    </w:p>
+    <w:p>
+      <w:pPr>
+        <w:rPr>
+          <w:lang w:val="en-US"/>
+        </w:rPr>
+      </w:pPr>
+      <w:r>
+        <w:rPr>
+          <w:lang w:val="en-US"/>
+        </w:rPr>
+        <w:tab/>
+      </w:r>
+      <w:r>
+        <w:rPr>
+          <w:lang w:val="en-US"/>
+        </w:rPr>
+        <w:tab/>
+        <w:t>Tạo một file index.html đơn giản và sử dụng nginx:latest để phục vụ trang web.</w:t>
+      </w:r>
+      <w:r>
+        <w:rPr>
+          <w:lang w:val="en-US"/>
+        </w:rPr>
+        <w:tab/>
+      </w:r>
+    </w:p>
+    <w:p>
+      <w:pPr>
+        <w:rPr>
+          <w:lang w:val="en-US"/>
+        </w:rPr>
+      </w:pPr>
+      <w:r>
+        <w:rPr>
+          <w:lang w:val="en-US"/>
+        </w:rPr>
+        <w:tab/>
+      </w:r>
+      <w:r>
+        <w:rPr>
+          <w:lang w:val="en-US"/>
+        </w:rPr>
+        <w:tab/>
+      </w:r>
+      <w:r>
+        <w:rPr>
+          <w:lang w:val="en-US"/>
+        </w:rPr>
+        <w:tab/>
+      </w:r>
+    </w:p>
+    <w:p>
+      <w:pPr>
+        <w:rPr>
+          <w:lang w:val="en-US"/>
+        </w:rPr>
+      </w:pPr>
+      <w:r>
+        <w:rPr>
+          <w:lang w:val="en-US"/>
+        </w:rPr>
+        <w:tab/>
+        <w:t>Bài 5: Tạo Dockerfile cho ứng dụng Go</w:t>
+      </w:r>
+      <w:r>
+        <w:rPr>
+          <w:lang w:val="en-US"/>
+        </w:rPr>
+        <w:tab/>
+      </w:r>
+      <w:r>
+        <w:rPr>
+          <w:lang w:val="en-US"/>
+        </w:rPr>
+        <w:tab/>
+      </w:r>
+    </w:p>
+    <w:p>
+      <w:pPr>
+        <w:rPr>
+          <w:lang w:val="en-US"/>
+        </w:rPr>
+      </w:pPr>
+      <w:r>
+        <w:rPr>
+          <w:lang w:val="en-US"/>
+        </w:rPr>
+        <w:tab/>
+      </w:r>
+      <w:r>
+        <w:rPr>
+          <w:lang w:val="en-US"/>
+        </w:rPr>
+        <w:tab/>
+        <w:t>Yêu cầu:</w:t>
+      </w:r>
+      <w:r>
+        <w:rPr>
+          <w:lang w:val="en-US"/>
+        </w:rPr>
+        <w:tab/>
+      </w:r>
+    </w:p>
+    <w:p>
+      <w:pPr>
+        <w:rPr>
+          <w:lang w:val="en-US"/>
+        </w:rPr>
+      </w:pPr>
+      <w:r>
+        <w:rPr>
+          <w:lang w:val="en-US"/>
+        </w:rPr>
+        <w:tab/>
+      </w:r>
+      <w:r>
+        <w:rPr>
+          <w:lang w:val="en-US"/>
+        </w:rPr>
+        <w:tab/>
+        <w:t>Viết Dockerfile để build và chạy một ứng dụng Go đơn giản.</w:t>
+      </w:r>
+      <w:r>
+        <w:rPr>
+          <w:lang w:val="en-US"/>
+        </w:rPr>
+        <w:tab/>
+      </w:r>
+    </w:p>
+    <w:p>
+      <w:pPr>
+        <w:rPr>
+          <w:lang w:val="en-US"/>
+        </w:rPr>
+      </w:pPr>
+      <w:r>
+        <w:rPr>
+          <w:lang w:val="en-US"/>
+        </w:rPr>
+        <w:tab/>
+      </w:r>
+      <w:r>
+        <w:rPr>
+          <w:lang w:val="en-US"/>
+        </w:rPr>
+        <w:tab/>
+      </w:r>
+      <w:r>
+        <w:rPr>
+          <w:lang w:val="en-US"/>
+        </w:rPr>
+        <w:tab/>
+      </w:r>
+    </w:p>
+    <w:p>
+      <w:pPr>
+        <w:rPr>
+          <w:lang w:val="en-US"/>
+        </w:rPr>
+      </w:pPr>
+      <w:r>
+        <w:rPr>
+          <w:lang w:val="en-US"/>
+        </w:rPr>
+        <w:tab/>
+        <w:t>Bài 6: Sử dụng Multi-stage Build trong Dockerfile</w:t>
+      </w:r>
+      <w:r>
+        <w:rPr>
+          <w:lang w:val="en-US"/>
+        </w:rPr>
+        <w:tab/>
+      </w:r>
+      <w:r>
+        <w:rPr>
+          <w:lang w:val="en-US"/>
+        </w:rPr>
+        <w:tab/>
+      </w:r>
+    </w:p>
+    <w:p>
+      <w:pPr>
+        <w:rPr>
+          <w:lang w:val="en-US"/>
+        </w:rPr>
+      </w:pPr>
+      <w:r>
+        <w:rPr>
+          <w:lang w:val="en-US"/>
+        </w:rPr>
+        <w:tab/>
+      </w:r>
+      <w:r>
+        <w:rPr>
+          <w:lang w:val="en-US"/>
+        </w:rPr>
+        <w:tab/>
+        <w:t>Viết Dockerfile để build một ứng dụng Node.js với hai stage:</w:t>
+      </w:r>
+      <w:r>
+        <w:rPr>
+          <w:lang w:val="en-US"/>
+        </w:rPr>
+        <w:tab/>
+      </w:r>
+    </w:p>
+    <w:p>
+      <w:pPr>
+        <w:rPr>
+          <w:lang w:val="en-US"/>
+        </w:rPr>
+      </w:pPr>
+      <w:r>
+        <w:rPr>
+          <w:lang w:val="en-US"/>
+        </w:rPr>
+        <w:tab/>
+      </w:r>
+      <w:r>
+        <w:rPr>
+          <w:lang w:val="en-US"/>
+        </w:rPr>
+        <w:tab/>
+        <w:t>Stage 1: Dùng node:18 để build code.</w:t>
+      </w:r>
+      <w:r>
+        <w:rPr>
+          <w:lang w:val="en-US"/>
+        </w:rPr>
+        <w:tab/>
+      </w:r>
+    </w:p>
+    <w:p>
+      <w:pPr>
+        <w:rPr>
+          <w:lang w:val="en-US"/>
+        </w:rPr>
+      </w:pPr>
+      <w:r>
+        <w:rPr>
+          <w:lang w:val="en-US"/>
+        </w:rPr>
+        <w:tab/>
+      </w:r>
+      <w:r>
+        <w:rPr>
+          <w:lang w:val="en-US"/>
+        </w:rPr>
+        <w:tab/>
+        <w:t>Stage 2: Dùng node:18-alpine để chạy ứng dụng đã build.</w:t>
+      </w:r>
+      <w:r>
+        <w:rPr>
+          <w:lang w:val="en-US"/>
+        </w:rPr>
+        <w:tab/>
+      </w:r>
+    </w:p>
+    <w:p>
+      <w:pPr>
+        <w:rPr>
+          <w:lang w:val="en-US"/>
+        </w:rPr>
+      </w:pPr>
+      <w:r>
+        <w:rPr>
+          <w:lang w:val="en-US"/>
+        </w:rPr>
+        <w:lastRenderedPageBreak/>
+        <w:tab/>
+      </w:r>
+      <w:r>
+        <w:rPr>
+          <w:lang w:val="en-US"/>
+        </w:rPr>
+        <w:tab/>
+      </w:r>
+      <w:r>
+        <w:rPr>
+          <w:lang w:val="en-US"/>
+        </w:rPr>
+        <w:tab/>
+      </w:r>
+    </w:p>
+    <w:p>
+      <w:pPr>
+        <w:rPr>
+          <w:lang w:val="en-US"/>
+        </w:rPr>
+      </w:pPr>
+      <w:r>
+        <w:rPr>
+          <w:lang w:val="en-US"/>
+        </w:rPr>
+        <w:tab/>
+        <w:t>Bài 7: Sử dụng biến môi trường trong Dockerfile</w:t>
+      </w:r>
+      <w:r>
+        <w:rPr>
+          <w:lang w:val="en-US"/>
+        </w:rPr>
+        <w:tab/>
+      </w:r>
+      <w:r>
+        <w:rPr>
+          <w:lang w:val="en-US"/>
+        </w:rPr>
+        <w:tab/>
+      </w:r>
+    </w:p>
+    <w:p>
+      <w:pPr>
+        <w:rPr>
+          <w:lang w:val="en-US"/>
+        </w:rPr>
+      </w:pPr>
+      <w:r>
+        <w:rPr>
+          <w:lang w:val="en-US"/>
+        </w:rPr>
+        <w:tab/>
+      </w:r>
+      <w:r>
+        <w:rPr>
+          <w:lang w:val="en-US"/>
+        </w:rPr>
+        <w:tab/>
+        <w:t>Yêu cầu:</w:t>
+      </w:r>
+      <w:r>
+        <w:rPr>
+          <w:lang w:val="en-US"/>
+        </w:rPr>
+        <w:tab/>
+      </w:r>
+    </w:p>
+    <w:p>
+      <w:pPr>
+        <w:rPr>
+          <w:lang w:val="en-US"/>
+        </w:rPr>
+      </w:pPr>
+      <w:r>
+        <w:rPr>
+          <w:lang w:val="en-US"/>
+        </w:rPr>
+        <w:tab/>
+      </w:r>
+      <w:r>
+        <w:rPr>
+          <w:lang w:val="en-US"/>
+        </w:rPr>
+        <w:tab/>
+        <w:t>Viết Dockerfile cho ứng dụng Python đọc biến môi trường APP_ENV và in ra màn hình.</w:t>
+      </w:r>
+      <w:r>
+        <w:rPr>
+          <w:lang w:val="en-US"/>
+        </w:rPr>
+        <w:tab/>
+      </w:r>
+    </w:p>
+    <w:p>
+      <w:pPr>
+        <w:rPr>
+          <w:lang w:val="en-US"/>
+        </w:rPr>
+      </w:pPr>
+      <w:r>
+        <w:rPr>
+          <w:lang w:val="en-US"/>
+        </w:rPr>
+        <w:tab/>
+      </w:r>
+      <w:r>
+        <w:rPr>
+          <w:lang w:val="en-US"/>
+        </w:rPr>
+        <w:tab/>
+        <w:t>Sử dụng ENV APP_ENV=development trong Dockerfile.</w:t>
+      </w:r>
+      <w:r>
+        <w:rPr>
+          <w:lang w:val="en-US"/>
+        </w:rPr>
+        <w:tab/>
+      </w:r>
+    </w:p>
+    <w:p>
+      <w:pPr>
+        <w:rPr>
+          <w:lang w:val="en-US"/>
+        </w:rPr>
+      </w:pPr>
+      <w:r>
+        <w:rPr>
+          <w:lang w:val="en-US"/>
+        </w:rPr>
+        <w:tab/>
+      </w:r>
+      <w:r>
+        <w:rPr>
+          <w:lang w:val="en-US"/>
+        </w:rPr>
+        <w:tab/>
+      </w:r>
+      <w:r>
+        <w:rPr>
+          <w:lang w:val="en-US"/>
+        </w:rPr>
+        <w:tab/>
+      </w:r>
+    </w:p>
+    <w:p>
+      <w:pPr>
+        <w:rPr>
+          <w:lang w:val="en-US"/>
+        </w:rPr>
+      </w:pPr>
+      <w:r>
+        <w:rPr>
+          <w:lang w:val="en-US"/>
+        </w:rPr>
+        <w:tab/>
+        <w:t>Bài 8: Tạo Dockerfile cho PostgreSQL tùy chỉnh</w:t>
+      </w:r>
+      <w:r>
+        <w:rPr>
+          <w:lang w:val="en-US"/>
+        </w:rPr>
+        <w:tab/>
+      </w:r>
+      <w:r>
+        <w:rPr>
+          <w:lang w:val="en-US"/>
+        </w:rPr>
+        <w:tab/>
+      </w:r>
+    </w:p>
+    <w:p>
+      <w:pPr>
+        <w:rPr>
+          <w:lang w:val="en-US"/>
+        </w:rPr>
+      </w:pPr>
+      <w:r>
+        <w:rPr>
+          <w:lang w:val="en-US"/>
+        </w:rPr>
+        <w:tab/>
+      </w:r>
+      <w:r>
+        <w:rPr>
+          <w:lang w:val="en-US"/>
+        </w:rPr>
+        <w:tab/>
+        <w:t>Yêu cầu:</w:t>
+      </w:r>
+      <w:r>
+        <w:rPr>
+          <w:lang w:val="en-US"/>
+        </w:rPr>
+        <w:tab/>
+      </w:r>
+    </w:p>
+    <w:p>
+      <w:pPr>
+        <w:rPr>
+          <w:lang w:val="en-US"/>
+        </w:rPr>
+      </w:pPr>
+      <w:r>
+        <w:rPr>
+          <w:lang w:val="en-US"/>
+        </w:rPr>
+        <w:tab/>
+      </w:r>
+      <w:r>
+        <w:rPr>
+          <w:lang w:val="en-US"/>
+        </w:rPr>
+        <w:tab/>
+        <w:t>Viết Dockerfile để chạy PostgreSQL (postgres:15).</w:t>
+      </w:r>
+      <w:r>
+        <w:rPr>
+          <w:lang w:val="en-US"/>
+        </w:rPr>
+        <w:tab/>
+      </w:r>
+    </w:p>
+    <w:p>
+      <w:pPr>
+        <w:rPr>
+          <w:lang w:val="en-US"/>
+        </w:rPr>
+      </w:pPr>
+      <w:r>
+        <w:rPr>
+          <w:lang w:val="en-US"/>
+        </w:rPr>
+        <w:tab/>
+      </w:r>
+      <w:r>
+        <w:rPr>
+          <w:lang w:val="en-US"/>
+        </w:rPr>
+        <w:tab/>
+        <w:t>Thêm file SQL để tự động tạo database khi container chạy lần đầu tiên.</w:t>
+      </w:r>
+      <w:r>
+        <w:rPr>
+          <w:lang w:val="en-US"/>
+        </w:rPr>
+        <w:tab/>
+      </w:r>
+    </w:p>
+    <w:p>
+      <w:pPr>
+        <w:rPr>
+          <w:lang w:val="en-US"/>
+        </w:rPr>
+      </w:pPr>
+      <w:r>
+        <w:rPr>
+          <w:lang w:val="en-US"/>
+        </w:rPr>
+        <w:tab/>
+      </w:r>
+      <w:r>
+        <w:rPr>
+          <w:lang w:val="en-US"/>
+        </w:rPr>
+        <w:tab/>
+      </w:r>
+      <w:r>
+        <w:rPr>
+          <w:lang w:val="en-US"/>
+        </w:rPr>
+        <w:tab/>
+      </w:r>
+    </w:p>
+    <w:p>
+      <w:pPr>
+        <w:rPr>
+          <w:lang w:val="en-US"/>
+        </w:rPr>
+      </w:pPr>
+      <w:r>
+        <w:rPr>
+          <w:lang w:val="en-US"/>
+        </w:rPr>
+        <w:tab/>
+        <w:t>Bài 9: Tạo Dockerfile chạy Redis với cấu hình tùy chỉnh</w:t>
+      </w:r>
+      <w:r>
+        <w:rPr>
+          <w:lang w:val="en-US"/>
+        </w:rPr>
+        <w:tab/>
+      </w:r>
+      <w:r>
+        <w:rPr>
+          <w:lang w:val="en-US"/>
+        </w:rPr>
+        <w:tab/>
+      </w:r>
+    </w:p>
+    <w:p>
+      <w:pPr>
+        <w:rPr>
+          <w:lang w:val="en-US"/>
+        </w:rPr>
+      </w:pPr>
+      <w:r>
+        <w:rPr>
+          <w:lang w:val="en-US"/>
+        </w:rPr>
+        <w:tab/>
+      </w:r>
+      <w:r>
+        <w:rPr>
+          <w:lang w:val="en-US"/>
+        </w:rPr>
+        <w:tab/>
+        <w:t>Yêu cầu:</w:t>
+      </w:r>
+      <w:r>
+        <w:rPr>
+          <w:lang w:val="en-US"/>
+        </w:rPr>
+        <w:tab/>
+      </w:r>
+    </w:p>
+    <w:p>
+      <w:pPr>
+        <w:rPr>
+          <w:lang w:val="en-US"/>
+        </w:rPr>
+      </w:pPr>
+      <w:r>
+        <w:rPr>
+          <w:lang w:val="en-US"/>
+        </w:rPr>
+        <w:tab/>
+      </w:r>
+      <w:r>
+        <w:rPr>
+          <w:lang w:val="en-US"/>
+        </w:rPr>
+        <w:tab/>
+        <w:t>Viết Dockerfile sử dụng redis:latest.</w:t>
+      </w:r>
+      <w:r>
+        <w:rPr>
+          <w:lang w:val="en-US"/>
+        </w:rPr>
+        <w:tab/>
+      </w:r>
+    </w:p>
+    <w:p>
+      <w:pPr>
+        <w:rPr>
+          <w:lang w:val="en-US"/>
+        </w:rPr>
+      </w:pPr>
+      <w:r>
+        <w:rPr>
+          <w:lang w:val="en-US"/>
+        </w:rPr>
+        <w:tab/>
+      </w:r>
+      <w:r>
+        <w:rPr>
+          <w:lang w:val="en-US"/>
+        </w:rPr>
+        <w:tab/>
+        <w:t>Thêm file redis.conf vào container.</w:t>
+      </w:r>
+      <w:r>
+        <w:rPr>
+          <w:lang w:val="en-US"/>
+        </w:rPr>
+        <w:tab/>
+      </w:r>
+    </w:p>
+    <w:p>
+      <w:pPr>
+        <w:rPr>
+          <w:lang w:val="en-US"/>
+        </w:rPr>
+      </w:pPr>
+      <w:r>
+        <w:rPr>
+          <w:lang w:val="en-US"/>
+        </w:rPr>
+        <w:tab/>
+      </w:r>
+      <w:r>
+        <w:rPr>
+          <w:lang w:val="en-US"/>
+        </w:rPr>
+        <w:tab/>
+      </w:r>
+      <w:r>
+        <w:rPr>
+          <w:lang w:val="en-US"/>
+        </w:rPr>
+        <w:tab/>
+      </w:r>
+    </w:p>
+    <w:p>
+      <w:pPr>
+        <w:rPr>
+          <w:lang w:val="en-US"/>
+        </w:rPr>
+      </w:pPr>
+      <w:r>
+        <w:rPr>
+          <w:lang w:val="en-US"/>
+        </w:rPr>
+        <w:tab/>
+        <w:t>Bài 10: Chạy ứng dụng PHP với Apache</w:t>
+      </w:r>
+      <w:r>
+        <w:rPr>
+          <w:lang w:val="en-US"/>
+        </w:rPr>
+        <w:tab/>
+      </w:r>
+      <w:r>
+        <w:rPr>
+          <w:lang w:val="en-US"/>
+        </w:rPr>
+        <w:tab/>
+      </w:r>
+    </w:p>
+    <w:p>
+      <w:pPr>
+        <w:rPr>
+          <w:lang w:val="en-US"/>
+        </w:rPr>
+      </w:pPr>
+      <w:r>
+        <w:rPr>
+          <w:lang w:val="en-US"/>
+        </w:rPr>
+        <w:tab/>
+      </w:r>
+      <w:r>
+        <w:rPr>
+          <w:lang w:val="en-US"/>
+        </w:rPr>
+        <w:tab/>
+        <w:t>Yêu cầu:</w:t>
+      </w:r>
+      <w:r>
+        <w:rPr>
+          <w:lang w:val="en-US"/>
+        </w:rPr>
+        <w:tab/>
+      </w:r>
+    </w:p>
+    <w:p>
+      <w:pPr>
+        <w:rPr>
+          <w:lang w:val="en-US"/>
+        </w:rPr>
+      </w:pPr>
+      <w:r>
+        <w:rPr>
+          <w:lang w:val="en-US"/>
+        </w:rPr>
+        <w:tab/>
+      </w:r>
+      <w:r>
+        <w:rPr>
+          <w:lang w:val="en-US"/>
+        </w:rPr>
+        <w:tab/>
+        <w:t>Viết Dockerfile để chạy một ứng dụng PHP đơn giản (php:8.2-apache).</w:t>
+      </w:r>
+      <w:r>
+        <w:rPr>
+          <w:lang w:val="en-US"/>
+        </w:rPr>
+        <w:tab/>
+      </w:r>
+    </w:p>
+    <w:p>
+      <w:pPr>
+        <w:rPr>
+          <w:lang w:val="en-US"/>
+        </w:rPr>
+      </w:pPr>
+      <w:r>
+        <w:rPr>
+          <w:lang w:val="en-US"/>
+        </w:rPr>
+        <w:tab/>
+      </w:r>
+      <w:r>
+        <w:rPr>
+          <w:lang w:val="en-US"/>
+        </w:rPr>
+        <w:tab/>
+        <w:t>Mount mã nguồn từ máy host vào container.</w:t>
+      </w:r>
+      <w:r>
+        <w:rPr>
+          <w:lang w:val="en-US"/>
+        </w:rPr>
+        <w:tab/>
       </w:r>
     </w:p>
     <w:sectPr>

--- a/TH_Tuan04/TH_Tuan04.docx
+++ b/TH_Tuan04/TH_Tuan04.docx
@@ -2711,26 +2711,331 @@
     <w:p>
       <w:pPr>
         <w:rPr>
-          <w:lang w:val="en-US"/>
-        </w:rPr>
-      </w:pPr>
-      <w:r>
-        <w:rPr>
-          <w:lang w:val="en-US"/>
-        </w:rPr>
-        <w:tab/>
-      </w:r>
-      <w:r>
-        <w:rPr>
-          <w:lang w:val="en-US"/>
-        </w:rPr>
-        <w:tab/>
-      </w:r>
-      <w:r>
-        <w:rPr>
-          <w:lang w:val="en-US"/>
-        </w:rPr>
-        <w:tab/>
+          <w:b/>
+          <w:bCs/>
+          <w:lang w:val="en-US"/>
+        </w:rPr>
+      </w:pPr>
+      <w:r>
+        <w:rPr>
+          <w:lang w:val="en-US"/>
+        </w:rPr>
+        <w:t xml:space="preserve">- </w:t>
+      </w:r>
+      <w:r>
+        <w:rPr>
+          <w:b/>
+          <w:bCs/>
+          <w:lang w:val="en-US"/>
+        </w:rPr>
+        <w:t>Viết app.py, requirement.txt</w:t>
+      </w:r>
+    </w:p>
+    <w:p>
+      <w:pPr>
+        <w:rPr>
+          <w:b/>
+          <w:bCs/>
+          <w:lang w:val="en-US"/>
+        </w:rPr>
+      </w:pPr>
+      <w:r>
+        <w:rPr>
+          <w:b/>
+          <w:bCs/>
+          <w:lang w:val="en-US"/>
+        </w:rPr>
+        <w:drawing>
+          <wp:inline distT="0" distB="0" distL="0" distR="0" wp14:anchorId="7C0850E8" wp14:editId="7DCDBF56">
+            <wp:extent cx="4847492" cy="2390083"/>
+            <wp:effectExtent l="0" t="0" r="0" b="0"/>
+            <wp:docPr id="1006922114" name="Picture 1"/>
+            <wp:cNvGraphicFramePr>
+              <a:graphicFrameLocks xmlns:a="http://schemas.openxmlformats.org/drawingml/2006/main" noChangeAspect="1"/>
+            </wp:cNvGraphicFramePr>
+            <a:graphic xmlns:a="http://schemas.openxmlformats.org/drawingml/2006/main">
+              <a:graphicData uri="http://schemas.openxmlformats.org/drawingml/2006/picture">
+                <pic:pic xmlns:pic="http://schemas.openxmlformats.org/drawingml/2006/picture">
+                  <pic:nvPicPr>
+                    <pic:cNvPr id="1006922114" name=""/>
+                    <pic:cNvPicPr/>
+                  </pic:nvPicPr>
+                  <pic:blipFill>
+                    <a:blip r:embed="rId39"/>
+                    <a:stretch>
+                      <a:fillRect/>
+                    </a:stretch>
+                  </pic:blipFill>
+                  <pic:spPr>
+                    <a:xfrm>
+                      <a:off x="0" y="0"/>
+                      <a:ext cx="4851645" cy="2392131"/>
+                    </a:xfrm>
+                    <a:prstGeom prst="rect">
+                      <a:avLst/>
+                    </a:prstGeom>
+                  </pic:spPr>
+                </pic:pic>
+              </a:graphicData>
+            </a:graphic>
+          </wp:inline>
+        </w:drawing>
+      </w:r>
+    </w:p>
+    <w:p>
+      <w:pPr>
+        <w:rPr>
+          <w:b/>
+          <w:bCs/>
+          <w:lang w:val="en-US"/>
+        </w:rPr>
+      </w:pPr>
+      <w:r>
+        <w:rPr>
+          <w:b/>
+          <w:bCs/>
+          <w:lang w:val="en-US"/>
+        </w:rPr>
+        <w:t>- Viết Dockerfile</w:t>
+      </w:r>
+    </w:p>
+    <w:p>
+      <w:pPr>
+        <w:rPr>
+          <w:b/>
+          <w:bCs/>
+          <w:lang w:val="en-US"/>
+        </w:rPr>
+      </w:pPr>
+      <w:r>
+        <w:rPr>
+          <w:b/>
+          <w:bCs/>
+          <w:lang w:val="en-US"/>
+        </w:rPr>
+        <w:lastRenderedPageBreak/>
+        <w:drawing>
+          <wp:inline distT="0" distB="0" distL="0" distR="0" wp14:anchorId="7CD19E27" wp14:editId="618EEF3F">
+            <wp:extent cx="3645877" cy="1880197"/>
+            <wp:effectExtent l="0" t="0" r="0" b="6350"/>
+            <wp:docPr id="2146755699" name="Picture 1"/>
+            <wp:cNvGraphicFramePr>
+              <a:graphicFrameLocks xmlns:a="http://schemas.openxmlformats.org/drawingml/2006/main" noChangeAspect="1"/>
+            </wp:cNvGraphicFramePr>
+            <a:graphic xmlns:a="http://schemas.openxmlformats.org/drawingml/2006/main">
+              <a:graphicData uri="http://schemas.openxmlformats.org/drawingml/2006/picture">
+                <pic:pic xmlns:pic="http://schemas.openxmlformats.org/drawingml/2006/picture">
+                  <pic:nvPicPr>
+                    <pic:cNvPr id="2146755699" name=""/>
+                    <pic:cNvPicPr/>
+                  </pic:nvPicPr>
+                  <pic:blipFill>
+                    <a:blip r:embed="rId40"/>
+                    <a:stretch>
+                      <a:fillRect/>
+                    </a:stretch>
+                  </pic:blipFill>
+                  <pic:spPr>
+                    <a:xfrm>
+                      <a:off x="0" y="0"/>
+                      <a:ext cx="3649070" cy="1881844"/>
+                    </a:xfrm>
+                    <a:prstGeom prst="rect">
+                      <a:avLst/>
+                    </a:prstGeom>
+                  </pic:spPr>
+                </pic:pic>
+              </a:graphicData>
+            </a:graphic>
+          </wp:inline>
+        </w:drawing>
+      </w:r>
+    </w:p>
+    <w:p>
+      <w:pPr>
+        <w:rPr>
+          <w:b/>
+          <w:bCs/>
+          <w:lang w:val="en-US"/>
+        </w:rPr>
+      </w:pPr>
+      <w:r>
+        <w:rPr>
+          <w:b/>
+          <w:bCs/>
+          <w:lang w:val="en-US"/>
+        </w:rPr>
+        <w:t>- Build và run</w:t>
+      </w:r>
+    </w:p>
+    <w:p>
+      <w:pPr>
+        <w:rPr>
+          <w:b/>
+          <w:bCs/>
+          <w:lang w:val="en-US"/>
+        </w:rPr>
+      </w:pPr>
+      <w:r>
+        <w:rPr>
+          <w:b/>
+          <w:bCs/>
+          <w:lang w:val="en-US"/>
+        </w:rPr>
+        <w:drawing>
+          <wp:inline distT="0" distB="0" distL="0" distR="0" wp14:anchorId="167F4DBE" wp14:editId="4F61C26F">
+            <wp:extent cx="5943600" cy="2732405"/>
+            <wp:effectExtent l="0" t="0" r="0" b="0"/>
+            <wp:docPr id="1840213520" name="Picture 1"/>
+            <wp:cNvGraphicFramePr>
+              <a:graphicFrameLocks xmlns:a="http://schemas.openxmlformats.org/drawingml/2006/main" noChangeAspect="1"/>
+            </wp:cNvGraphicFramePr>
+            <a:graphic xmlns:a="http://schemas.openxmlformats.org/drawingml/2006/main">
+              <a:graphicData uri="http://schemas.openxmlformats.org/drawingml/2006/picture">
+                <pic:pic xmlns:pic="http://schemas.openxmlformats.org/drawingml/2006/picture">
+                  <pic:nvPicPr>
+                    <pic:cNvPr id="1840213520" name=""/>
+                    <pic:cNvPicPr/>
+                  </pic:nvPicPr>
+                  <pic:blipFill>
+                    <a:blip r:embed="rId41"/>
+                    <a:stretch>
+                      <a:fillRect/>
+                    </a:stretch>
+                  </pic:blipFill>
+                  <pic:spPr>
+                    <a:xfrm>
+                      <a:off x="0" y="0"/>
+                      <a:ext cx="5943600" cy="2732405"/>
+                    </a:xfrm>
+                    <a:prstGeom prst="rect">
+                      <a:avLst/>
+                    </a:prstGeom>
+                  </pic:spPr>
+                </pic:pic>
+              </a:graphicData>
+            </a:graphic>
+          </wp:inline>
+        </w:drawing>
+      </w:r>
+    </w:p>
+    <w:p>
+      <w:pPr>
+        <w:rPr>
+          <w:b/>
+          <w:bCs/>
+          <w:lang w:val="en-US"/>
+        </w:rPr>
+      </w:pPr>
+      <w:r>
+        <w:rPr>
+          <w:b/>
+          <w:bCs/>
+          <w:lang w:val="en-US"/>
+        </w:rPr>
+        <w:drawing>
+          <wp:inline distT="0" distB="0" distL="0" distR="0" wp14:anchorId="65C7190D" wp14:editId="44B2AB4C">
+            <wp:extent cx="5943600" cy="1207135"/>
+            <wp:effectExtent l="0" t="0" r="0" b="0"/>
+            <wp:docPr id="527857337" name="Picture 1"/>
+            <wp:cNvGraphicFramePr>
+              <a:graphicFrameLocks xmlns:a="http://schemas.openxmlformats.org/drawingml/2006/main" noChangeAspect="1"/>
+            </wp:cNvGraphicFramePr>
+            <a:graphic xmlns:a="http://schemas.openxmlformats.org/drawingml/2006/main">
+              <a:graphicData uri="http://schemas.openxmlformats.org/drawingml/2006/picture">
+                <pic:pic xmlns:pic="http://schemas.openxmlformats.org/drawingml/2006/picture">
+                  <pic:nvPicPr>
+                    <pic:cNvPr id="527857337" name=""/>
+                    <pic:cNvPicPr/>
+                  </pic:nvPicPr>
+                  <pic:blipFill>
+                    <a:blip r:embed="rId42"/>
+                    <a:stretch>
+                      <a:fillRect/>
+                    </a:stretch>
+                  </pic:blipFill>
+                  <pic:spPr>
+                    <a:xfrm>
+                      <a:off x="0" y="0"/>
+                      <a:ext cx="5943600" cy="1207135"/>
+                    </a:xfrm>
+                    <a:prstGeom prst="rect">
+                      <a:avLst/>
+                    </a:prstGeom>
+                  </pic:spPr>
+                </pic:pic>
+              </a:graphicData>
+            </a:graphic>
+          </wp:inline>
+        </w:drawing>
+      </w:r>
+    </w:p>
+    <w:p>
+      <w:pPr>
+        <w:rPr>
+          <w:b/>
+          <w:bCs/>
+          <w:lang w:val="en-US"/>
+        </w:rPr>
+      </w:pPr>
+      <w:r>
+        <w:rPr>
+          <w:b/>
+          <w:bCs/>
+          <w:lang w:val="en-US"/>
+        </w:rPr>
+        <w:t>-Kết quả</w:t>
+      </w:r>
+    </w:p>
+    <w:p>
+      <w:pPr>
+        <w:rPr>
+          <w:b/>
+          <w:bCs/>
+          <w:lang w:val="en-US"/>
+        </w:rPr>
+      </w:pPr>
+      <w:r>
+        <w:rPr>
+          <w:b/>
+          <w:bCs/>
+          <w:lang w:val="en-US"/>
+        </w:rPr>
+        <w:drawing>
+          <wp:inline distT="0" distB="0" distL="0" distR="0" wp14:anchorId="02D29AA3" wp14:editId="64831EE7">
+            <wp:extent cx="2743583" cy="1257475"/>
+            <wp:effectExtent l="0" t="0" r="0" b="0"/>
+            <wp:docPr id="450687497" name="Picture 1"/>
+            <wp:cNvGraphicFramePr>
+              <a:graphicFrameLocks xmlns:a="http://schemas.openxmlformats.org/drawingml/2006/main" noChangeAspect="1"/>
+            </wp:cNvGraphicFramePr>
+            <a:graphic xmlns:a="http://schemas.openxmlformats.org/drawingml/2006/main">
+              <a:graphicData uri="http://schemas.openxmlformats.org/drawingml/2006/picture">
+                <pic:pic xmlns:pic="http://schemas.openxmlformats.org/drawingml/2006/picture">
+                  <pic:nvPicPr>
+                    <pic:cNvPr id="450687497" name=""/>
+                    <pic:cNvPicPr/>
+                  </pic:nvPicPr>
+                  <pic:blipFill>
+                    <a:blip r:embed="rId43"/>
+                    <a:stretch>
+                      <a:fillRect/>
+                    </a:stretch>
+                  </pic:blipFill>
+                  <pic:spPr>
+                    <a:xfrm>
+                      <a:off x="0" y="0"/>
+                      <a:ext cx="2743583" cy="1257475"/>
+                    </a:xfrm>
+                    <a:prstGeom prst="rect">
+                      <a:avLst/>
+                    </a:prstGeom>
+                  </pic:spPr>
+                </pic:pic>
+              </a:graphicData>
+            </a:graphic>
+          </wp:inline>
+        </w:drawing>
       </w:r>
     </w:p>
     <w:p>
@@ -2847,6 +3152,7 @@
         <w:rPr>
           <w:lang w:val="en-US"/>
         </w:rPr>
+        <w:lastRenderedPageBreak/>
         <w:tab/>
       </w:r>
       <w:r>
@@ -3182,7 +3488,6 @@
         <w:rPr>
           <w:lang w:val="en-US"/>
         </w:rPr>
-        <w:lastRenderedPageBreak/>
         <w:tab/>
       </w:r>
       <w:r>

--- a/TH_Tuan04/TH_Tuan04.docx
+++ b/TH_Tuan04/TH_Tuan04.docx
@@ -3041,6 +3041,15 @@
     <w:p>
       <w:pPr>
         <w:rPr>
+          <w:b/>
+          <w:bCs/>
+          <w:lang w:val="en-US"/>
+        </w:rPr>
+      </w:pPr>
+    </w:p>
+    <w:p>
+      <w:pPr>
+        <w:rPr>
           <w:lang w:val="en-US"/>
         </w:rPr>
       </w:pPr>
@@ -3126,6 +3135,7 @@
         <w:rPr>
           <w:lang w:val="en-US"/>
         </w:rPr>
+        <w:lastRenderedPageBreak/>
         <w:tab/>
       </w:r>
       <w:r>
@@ -3145,27 +3155,367 @@
     <w:p>
       <w:pPr>
         <w:rPr>
-          <w:lang w:val="en-US"/>
-        </w:rPr>
-      </w:pPr>
-      <w:r>
-        <w:rPr>
+          <w:b/>
+          <w:bCs/>
+          <w:lang w:val="en-US"/>
+        </w:rPr>
+      </w:pPr>
+      <w:r>
+        <w:rPr>
+          <w:lang w:val="en-US"/>
+        </w:rPr>
+        <w:t xml:space="preserve">- </w:t>
+      </w:r>
+      <w:r>
+        <w:rPr>
+          <w:b/>
+          <w:bCs/>
+          <w:lang w:val="en-US"/>
+        </w:rPr>
+        <w:t>Viết ứng dụng React</w:t>
+      </w:r>
+    </w:p>
+    <w:p>
+      <w:pPr>
+        <w:rPr>
+          <w:b/>
+          <w:bCs/>
+          <w:lang w:val="en-US"/>
+        </w:rPr>
+      </w:pPr>
+      <w:r>
+        <w:rPr>
+          <w:b/>
+          <w:bCs/>
+          <w:lang w:val="en-US"/>
+        </w:rPr>
+        <w:drawing>
+          <wp:inline distT="0" distB="0" distL="0" distR="0" wp14:anchorId="77EE9A1D" wp14:editId="42E18982">
+            <wp:extent cx="2784432" cy="1463313"/>
+            <wp:effectExtent l="0" t="0" r="0" b="3810"/>
+            <wp:docPr id="2022063971" name="Picture 1"/>
+            <wp:cNvGraphicFramePr>
+              <a:graphicFrameLocks xmlns:a="http://schemas.openxmlformats.org/drawingml/2006/main" noChangeAspect="1"/>
+            </wp:cNvGraphicFramePr>
+            <a:graphic xmlns:a="http://schemas.openxmlformats.org/drawingml/2006/main">
+              <a:graphicData uri="http://schemas.openxmlformats.org/drawingml/2006/picture">
+                <pic:pic xmlns:pic="http://schemas.openxmlformats.org/drawingml/2006/picture">
+                  <pic:nvPicPr>
+                    <pic:cNvPr id="2022063971" name=""/>
+                    <pic:cNvPicPr/>
+                  </pic:nvPicPr>
+                  <pic:blipFill>
+                    <a:blip r:embed="rId44"/>
+                    <a:stretch>
+                      <a:fillRect/>
+                    </a:stretch>
+                  </pic:blipFill>
+                  <pic:spPr>
+                    <a:xfrm>
+                      <a:off x="0" y="0"/>
+                      <a:ext cx="2806888" cy="1475114"/>
+                    </a:xfrm>
+                    <a:prstGeom prst="rect">
+                      <a:avLst/>
+                    </a:prstGeom>
+                  </pic:spPr>
+                </pic:pic>
+              </a:graphicData>
+            </a:graphic>
+          </wp:inline>
+        </w:drawing>
+      </w:r>
+      <w:r>
+        <w:rPr>
+          <w:noProof/>
+        </w:rPr>
+        <w:t xml:space="preserve"> </w:t>
+      </w:r>
+      <w:r>
+        <w:rPr>
+          <w:b/>
+          <w:bCs/>
+          <w:lang w:val="en-US"/>
+        </w:rPr>
+        <w:drawing>
+          <wp:inline distT="0" distB="0" distL="0" distR="0" wp14:anchorId="731F13AA" wp14:editId="03A0FCB9">
+            <wp:extent cx="3063552" cy="1943832"/>
+            <wp:effectExtent l="0" t="0" r="3810" b="0"/>
+            <wp:docPr id="1729131796" name="Picture 1"/>
+            <wp:cNvGraphicFramePr>
+              <a:graphicFrameLocks xmlns:a="http://schemas.openxmlformats.org/drawingml/2006/main" noChangeAspect="1"/>
+            </wp:cNvGraphicFramePr>
+            <a:graphic xmlns:a="http://schemas.openxmlformats.org/drawingml/2006/main">
+              <a:graphicData uri="http://schemas.openxmlformats.org/drawingml/2006/picture">
+                <pic:pic xmlns:pic="http://schemas.openxmlformats.org/drawingml/2006/picture">
+                  <pic:nvPicPr>
+                    <pic:cNvPr id="1729131796" name=""/>
+                    <pic:cNvPicPr/>
+                  </pic:nvPicPr>
+                  <pic:blipFill>
+                    <a:blip r:embed="rId45"/>
+                    <a:stretch>
+                      <a:fillRect/>
+                    </a:stretch>
+                  </pic:blipFill>
+                  <pic:spPr>
+                    <a:xfrm>
+                      <a:off x="0" y="0"/>
+                      <a:ext cx="3074203" cy="1950590"/>
+                    </a:xfrm>
+                    <a:prstGeom prst="rect">
+                      <a:avLst/>
+                    </a:prstGeom>
+                  </pic:spPr>
+                </pic:pic>
+              </a:graphicData>
+            </a:graphic>
+          </wp:inline>
+        </w:drawing>
+      </w:r>
+    </w:p>
+    <w:p>
+      <w:pPr>
+        <w:rPr>
+          <w:b/>
+          <w:bCs/>
+          <w:lang w:val="en-US"/>
+        </w:rPr>
+      </w:pPr>
+      <w:r>
+        <w:rPr>
+          <w:lang w:val="en-US"/>
+        </w:rPr>
+        <w:t>-</w:t>
+      </w:r>
+      <w:r>
+        <w:rPr>
+          <w:b/>
+          <w:bCs/>
+          <w:lang w:val="en-US"/>
+        </w:rPr>
+        <w:t xml:space="preserve"> Viết file Docker</w:t>
+      </w:r>
+    </w:p>
+    <w:p>
+      <w:pPr>
+        <w:rPr>
+          <w:b/>
+          <w:bCs/>
+          <w:lang w:val="en-US"/>
+        </w:rPr>
+      </w:pPr>
+      <w:r>
+        <w:rPr>
+          <w:b/>
+          <w:bCs/>
+          <w:lang w:val="en-US"/>
+        </w:rPr>
+        <w:drawing>
+          <wp:inline distT="0" distB="0" distL="0" distR="0" wp14:anchorId="659021F3" wp14:editId="40EB1001">
+            <wp:extent cx="2029410" cy="2379160"/>
+            <wp:effectExtent l="0" t="0" r="9525" b="2540"/>
+            <wp:docPr id="2104984958" name="Picture 1"/>
+            <wp:cNvGraphicFramePr>
+              <a:graphicFrameLocks xmlns:a="http://schemas.openxmlformats.org/drawingml/2006/main" noChangeAspect="1"/>
+            </wp:cNvGraphicFramePr>
+            <a:graphic xmlns:a="http://schemas.openxmlformats.org/drawingml/2006/main">
+              <a:graphicData uri="http://schemas.openxmlformats.org/drawingml/2006/picture">
+                <pic:pic xmlns:pic="http://schemas.openxmlformats.org/drawingml/2006/picture">
+                  <pic:nvPicPr>
+                    <pic:cNvPr id="2104984958" name=""/>
+                    <pic:cNvPicPr/>
+                  </pic:nvPicPr>
+                  <pic:blipFill>
+                    <a:blip r:embed="rId46"/>
+                    <a:stretch>
+                      <a:fillRect/>
+                    </a:stretch>
+                  </pic:blipFill>
+                  <pic:spPr>
+                    <a:xfrm>
+                      <a:off x="0" y="0"/>
+                      <a:ext cx="2036120" cy="2387026"/>
+                    </a:xfrm>
+                    <a:prstGeom prst="rect">
+                      <a:avLst/>
+                    </a:prstGeom>
+                  </pic:spPr>
+                </pic:pic>
+              </a:graphicData>
+            </a:graphic>
+          </wp:inline>
+        </w:drawing>
+      </w:r>
+    </w:p>
+    <w:p>
+      <w:pPr>
+        <w:rPr>
+          <w:b/>
+          <w:bCs/>
+          <w:lang w:val="en-US"/>
+        </w:rPr>
+      </w:pPr>
+      <w:r>
+        <w:rPr>
+          <w:b/>
+          <w:bCs/>
+          <w:lang w:val="en-US"/>
+        </w:rPr>
+        <w:t xml:space="preserve">- Build vaf run </w:t>
+      </w:r>
+    </w:p>
+    <w:p>
+      <w:pPr>
+        <w:rPr>
+          <w:b/>
+          <w:bCs/>
+          <w:lang w:val="en-US"/>
+        </w:rPr>
+      </w:pPr>
+      <w:r>
+        <w:rPr>
+          <w:b/>
+          <w:bCs/>
+          <w:lang w:val="en-US"/>
+        </w:rPr>
+        <w:drawing>
+          <wp:inline distT="0" distB="0" distL="0" distR="0" wp14:anchorId="5EC70972" wp14:editId="6BB454BA">
+            <wp:extent cx="4504592" cy="1743123"/>
+            <wp:effectExtent l="0" t="0" r="0" b="0"/>
+            <wp:docPr id="1058131569" name="Picture 1"/>
+            <wp:cNvGraphicFramePr>
+              <a:graphicFrameLocks xmlns:a="http://schemas.openxmlformats.org/drawingml/2006/main" noChangeAspect="1"/>
+            </wp:cNvGraphicFramePr>
+            <a:graphic xmlns:a="http://schemas.openxmlformats.org/drawingml/2006/main">
+              <a:graphicData uri="http://schemas.openxmlformats.org/drawingml/2006/picture">
+                <pic:pic xmlns:pic="http://schemas.openxmlformats.org/drawingml/2006/picture">
+                  <pic:nvPicPr>
+                    <pic:cNvPr id="1058131569" name=""/>
+                    <pic:cNvPicPr/>
+                  </pic:nvPicPr>
+                  <pic:blipFill>
+                    <a:blip r:embed="rId47"/>
+                    <a:stretch>
+                      <a:fillRect/>
+                    </a:stretch>
+                  </pic:blipFill>
+                  <pic:spPr>
+                    <a:xfrm>
+                      <a:off x="0" y="0"/>
+                      <a:ext cx="4507901" cy="1744404"/>
+                    </a:xfrm>
+                    <a:prstGeom prst="rect">
+                      <a:avLst/>
+                    </a:prstGeom>
+                  </pic:spPr>
+                </pic:pic>
+              </a:graphicData>
+            </a:graphic>
+          </wp:inline>
+        </w:drawing>
+      </w:r>
+    </w:p>
+    <w:p>
+      <w:pPr>
+        <w:rPr>
+          <w:b/>
+          <w:bCs/>
+          <w:lang w:val="en-US"/>
+        </w:rPr>
+      </w:pPr>
+      <w:r>
+        <w:rPr>
+          <w:b/>
+          <w:bCs/>
           <w:lang w:val="en-US"/>
         </w:rPr>
         <w:lastRenderedPageBreak/>
-        <w:tab/>
-      </w:r>
-      <w:r>
-        <w:rPr>
-          <w:lang w:val="en-US"/>
-        </w:rPr>
-        <w:tab/>
-      </w:r>
-      <w:r>
-        <w:rPr>
-          <w:lang w:val="en-US"/>
-        </w:rPr>
-        <w:tab/>
+        <w:drawing>
+          <wp:inline distT="0" distB="0" distL="0" distR="0" wp14:anchorId="3547255A" wp14:editId="3B77EB24">
+            <wp:extent cx="3111011" cy="1840579"/>
+            <wp:effectExtent l="0" t="0" r="0" b="7620"/>
+            <wp:docPr id="1432601327" name="Picture 1"/>
+            <wp:cNvGraphicFramePr>
+              <a:graphicFrameLocks xmlns:a="http://schemas.openxmlformats.org/drawingml/2006/main" noChangeAspect="1"/>
+            </wp:cNvGraphicFramePr>
+            <a:graphic xmlns:a="http://schemas.openxmlformats.org/drawingml/2006/main">
+              <a:graphicData uri="http://schemas.openxmlformats.org/drawingml/2006/picture">
+                <pic:pic xmlns:pic="http://schemas.openxmlformats.org/drawingml/2006/picture">
+                  <pic:nvPicPr>
+                    <pic:cNvPr id="1432601327" name=""/>
+                    <pic:cNvPicPr/>
+                  </pic:nvPicPr>
+                  <pic:blipFill>
+                    <a:blip r:embed="rId48"/>
+                    <a:stretch>
+                      <a:fillRect/>
+                    </a:stretch>
+                  </pic:blipFill>
+                  <pic:spPr>
+                    <a:xfrm>
+                      <a:off x="0" y="0"/>
+                      <a:ext cx="3119332" cy="1845502"/>
+                    </a:xfrm>
+                    <a:prstGeom prst="rect">
+                      <a:avLst/>
+                    </a:prstGeom>
+                  </pic:spPr>
+                </pic:pic>
+              </a:graphicData>
+            </a:graphic>
+          </wp:inline>
+        </w:drawing>
+      </w:r>
+      <w:r>
+        <w:rPr>
+          <w:b/>
+          <w:bCs/>
+          <w:lang w:val="en-US"/>
+        </w:rPr>
+        <w:t xml:space="preserve"> </w:t>
+      </w:r>
+      <w:r>
+        <w:rPr>
+          <w:b/>
+          <w:bCs/>
+          <w:lang w:val="en-US"/>
+        </w:rPr>
+        <w:drawing>
+          <wp:inline distT="0" distB="0" distL="0" distR="0" wp14:anchorId="4371D4C0" wp14:editId="6C3D6C6E">
+            <wp:extent cx="3412442" cy="1879759"/>
+            <wp:effectExtent l="0" t="0" r="0" b="6350"/>
+            <wp:docPr id="710642334" name="Picture 1"/>
+            <wp:cNvGraphicFramePr>
+              <a:graphicFrameLocks xmlns:a="http://schemas.openxmlformats.org/drawingml/2006/main" noChangeAspect="1"/>
+            </wp:cNvGraphicFramePr>
+            <a:graphic xmlns:a="http://schemas.openxmlformats.org/drawingml/2006/main">
+              <a:graphicData uri="http://schemas.openxmlformats.org/drawingml/2006/picture">
+                <pic:pic xmlns:pic="http://schemas.openxmlformats.org/drawingml/2006/picture">
+                  <pic:nvPicPr>
+                    <pic:cNvPr id="710642334" name=""/>
+                    <pic:cNvPicPr/>
+                  </pic:nvPicPr>
+                  <pic:blipFill>
+                    <a:blip r:embed="rId49"/>
+                    <a:stretch>
+                      <a:fillRect/>
+                    </a:stretch>
+                  </pic:blipFill>
+                  <pic:spPr>
+                    <a:xfrm>
+                      <a:off x="0" y="0"/>
+                      <a:ext cx="3421805" cy="1884917"/>
+                    </a:xfrm>
+                    <a:prstGeom prst="rect">
+                      <a:avLst/>
+                    </a:prstGeom>
+                  </pic:spPr>
+                </pic:pic>
+              </a:graphicData>
+            </a:graphic>
+          </wp:inline>
+        </w:drawing>
       </w:r>
     </w:p>
     <w:p>
@@ -3797,6 +4147,7 @@
         <w:rPr>
           <w:lang w:val="en-US"/>
         </w:rPr>
+        <w:lastRenderedPageBreak/>
         <w:tab/>
       </w:r>
       <w:r>

--- a/TH_Tuan04/TH_Tuan04.docx
+++ b/TH_Tuan04/TH_Tuan04.docx
@@ -3606,19 +3606,188 @@
         <w:rPr>
           <w:lang w:val="en-US"/>
         </w:rPr>
-        <w:tab/>
-      </w:r>
-      <w:r>
-        <w:rPr>
-          <w:lang w:val="en-US"/>
-        </w:rPr>
-        <w:tab/>
-      </w:r>
-      <w:r>
-        <w:rPr>
-          <w:lang w:val="en-US"/>
-        </w:rPr>
-        <w:tab/>
+        <w:drawing>
+          <wp:inline distT="0" distB="0" distL="0" distR="0" wp14:anchorId="5C82B7B2" wp14:editId="578E7006">
+            <wp:extent cx="4917831" cy="1909337"/>
+            <wp:effectExtent l="0" t="0" r="0" b="0"/>
+            <wp:docPr id="1866200873" name="Picture 1"/>
+            <wp:cNvGraphicFramePr>
+              <a:graphicFrameLocks xmlns:a="http://schemas.openxmlformats.org/drawingml/2006/main" noChangeAspect="1"/>
+            </wp:cNvGraphicFramePr>
+            <a:graphic xmlns:a="http://schemas.openxmlformats.org/drawingml/2006/main">
+              <a:graphicData uri="http://schemas.openxmlformats.org/drawingml/2006/picture">
+                <pic:pic xmlns:pic="http://schemas.openxmlformats.org/drawingml/2006/picture">
+                  <pic:nvPicPr>
+                    <pic:cNvPr id="1866200873" name=""/>
+                    <pic:cNvPicPr/>
+                  </pic:nvPicPr>
+                  <pic:blipFill>
+                    <a:blip r:embed="rId50"/>
+                    <a:stretch>
+                      <a:fillRect/>
+                    </a:stretch>
+                  </pic:blipFill>
+                  <pic:spPr>
+                    <a:xfrm>
+                      <a:off x="0" y="0"/>
+                      <a:ext cx="4922412" cy="1911115"/>
+                    </a:xfrm>
+                    <a:prstGeom prst="rect">
+                      <a:avLst/>
+                    </a:prstGeom>
+                  </pic:spPr>
+                </pic:pic>
+              </a:graphicData>
+            </a:graphic>
+          </wp:inline>
+        </w:drawing>
+      </w:r>
+      <w:r>
+        <w:rPr>
+          <w:noProof/>
+        </w:rPr>
+        <w:t xml:space="preserve"> </w:t>
+      </w:r>
+      <w:r>
+        <w:rPr>
+          <w:lang w:val="en-US"/>
+        </w:rPr>
+        <w:drawing>
+          <wp:inline distT="0" distB="0" distL="0" distR="0" wp14:anchorId="714A29D2" wp14:editId="2E06C5FB">
+            <wp:extent cx="5539154" cy="1865914"/>
+            <wp:effectExtent l="0" t="0" r="4445" b="1270"/>
+            <wp:docPr id="1051778357" name="Picture 1"/>
+            <wp:cNvGraphicFramePr>
+              <a:graphicFrameLocks xmlns:a="http://schemas.openxmlformats.org/drawingml/2006/main" noChangeAspect="1"/>
+            </wp:cNvGraphicFramePr>
+            <a:graphic xmlns:a="http://schemas.openxmlformats.org/drawingml/2006/main">
+              <a:graphicData uri="http://schemas.openxmlformats.org/drawingml/2006/picture">
+                <pic:pic xmlns:pic="http://schemas.openxmlformats.org/drawingml/2006/picture">
+                  <pic:nvPicPr>
+                    <pic:cNvPr id="1051778357" name=""/>
+                    <pic:cNvPicPr/>
+                  </pic:nvPicPr>
+                  <pic:blipFill>
+                    <a:blip r:embed="rId51"/>
+                    <a:stretch>
+                      <a:fillRect/>
+                    </a:stretch>
+                  </pic:blipFill>
+                  <pic:spPr>
+                    <a:xfrm>
+                      <a:off x="0" y="0"/>
+                      <a:ext cx="5541333" cy="1866648"/>
+                    </a:xfrm>
+                    <a:prstGeom prst="rect">
+                      <a:avLst/>
+                    </a:prstGeom>
+                  </pic:spPr>
+                </pic:pic>
+              </a:graphicData>
+            </a:graphic>
+          </wp:inline>
+        </w:drawing>
+      </w:r>
+      <w:r>
+        <w:rPr>
+          <w:lang w:val="en-US"/>
+        </w:rPr>
+        <w:tab/>
+      </w:r>
+    </w:p>
+    <w:p>
+      <w:pPr>
+        <w:rPr>
+          <w:lang w:val="en-US"/>
+        </w:rPr>
+      </w:pPr>
+      <w:r>
+        <w:rPr>
+          <w:lang w:val="en-US"/>
+        </w:rPr>
+        <w:lastRenderedPageBreak/>
+        <w:drawing>
+          <wp:inline distT="0" distB="0" distL="0" distR="0" wp14:anchorId="1FDB6749" wp14:editId="7165C8E5">
+            <wp:extent cx="5943600" cy="2091690"/>
+            <wp:effectExtent l="0" t="0" r="0" b="3810"/>
+            <wp:docPr id="1172131402" name="Picture 1"/>
+            <wp:cNvGraphicFramePr>
+              <a:graphicFrameLocks xmlns:a="http://schemas.openxmlformats.org/drawingml/2006/main" noChangeAspect="1"/>
+            </wp:cNvGraphicFramePr>
+            <a:graphic xmlns:a="http://schemas.openxmlformats.org/drawingml/2006/main">
+              <a:graphicData uri="http://schemas.openxmlformats.org/drawingml/2006/picture">
+                <pic:pic xmlns:pic="http://schemas.openxmlformats.org/drawingml/2006/picture">
+                  <pic:nvPicPr>
+                    <pic:cNvPr id="1172131402" name=""/>
+                    <pic:cNvPicPr/>
+                  </pic:nvPicPr>
+                  <pic:blipFill>
+                    <a:blip r:embed="rId52"/>
+                    <a:stretch>
+                      <a:fillRect/>
+                    </a:stretch>
+                  </pic:blipFill>
+                  <pic:spPr>
+                    <a:xfrm>
+                      <a:off x="0" y="0"/>
+                      <a:ext cx="5943600" cy="2091690"/>
+                    </a:xfrm>
+                    <a:prstGeom prst="rect">
+                      <a:avLst/>
+                    </a:prstGeom>
+                  </pic:spPr>
+                </pic:pic>
+              </a:graphicData>
+            </a:graphic>
+          </wp:inline>
+        </w:drawing>
+      </w:r>
+    </w:p>
+    <w:p>
+      <w:pPr>
+        <w:rPr>
+          <w:lang w:val="en-US"/>
+        </w:rPr>
+      </w:pPr>
+      <w:r>
+        <w:rPr>
+          <w:lang w:val="en-US"/>
+        </w:rPr>
+        <w:drawing>
+          <wp:inline distT="0" distB="0" distL="0" distR="0" wp14:anchorId="2803A9E5" wp14:editId="5079CE7A">
+            <wp:extent cx="5943600" cy="1938020"/>
+            <wp:effectExtent l="0" t="0" r="0" b="5080"/>
+            <wp:docPr id="870781754" name="Picture 1"/>
+            <wp:cNvGraphicFramePr>
+              <a:graphicFrameLocks xmlns:a="http://schemas.openxmlformats.org/drawingml/2006/main" noChangeAspect="1"/>
+            </wp:cNvGraphicFramePr>
+            <a:graphic xmlns:a="http://schemas.openxmlformats.org/drawingml/2006/main">
+              <a:graphicData uri="http://schemas.openxmlformats.org/drawingml/2006/picture">
+                <pic:pic xmlns:pic="http://schemas.openxmlformats.org/drawingml/2006/picture">
+                  <pic:nvPicPr>
+                    <pic:cNvPr id="870781754" name=""/>
+                    <pic:cNvPicPr/>
+                  </pic:nvPicPr>
+                  <pic:blipFill>
+                    <a:blip r:embed="rId53"/>
+                    <a:stretch>
+                      <a:fillRect/>
+                    </a:stretch>
+                  </pic:blipFill>
+                  <pic:spPr>
+                    <a:xfrm>
+                      <a:off x="0" y="0"/>
+                      <a:ext cx="5943600" cy="1938020"/>
+                    </a:xfrm>
+                    <a:prstGeom prst="rect">
+                      <a:avLst/>
+                    </a:prstGeom>
+                  </pic:spPr>
+                </pic:pic>
+              </a:graphicData>
+            </a:graphic>
+          </wp:inline>
+        </w:drawing>
       </w:r>
     </w:p>
     <w:p>
@@ -3709,20 +3878,49 @@
         <w:rPr>
           <w:lang w:val="en-US"/>
         </w:rPr>
-        <w:tab/>
-      </w:r>
-      <w:r>
-        <w:rPr>
-          <w:lang w:val="en-US"/>
-        </w:rPr>
-        <w:tab/>
-      </w:r>
-      <w:r>
-        <w:rPr>
-          <w:lang w:val="en-US"/>
-        </w:rPr>
-        <w:tab/>
-      </w:r>
+        <w:drawing>
+          <wp:inline distT="0" distB="0" distL="0" distR="0" wp14:anchorId="264CAC2F" wp14:editId="3FCDC31D">
+            <wp:extent cx="5943600" cy="2130425"/>
+            <wp:effectExtent l="0" t="0" r="0" b="3175"/>
+            <wp:docPr id="2065837694" name="Picture 1"/>
+            <wp:cNvGraphicFramePr>
+              <a:graphicFrameLocks xmlns:a="http://schemas.openxmlformats.org/drawingml/2006/main" noChangeAspect="1"/>
+            </wp:cNvGraphicFramePr>
+            <a:graphic xmlns:a="http://schemas.openxmlformats.org/drawingml/2006/main">
+              <a:graphicData uri="http://schemas.openxmlformats.org/drawingml/2006/picture">
+                <pic:pic xmlns:pic="http://schemas.openxmlformats.org/drawingml/2006/picture">
+                  <pic:nvPicPr>
+                    <pic:cNvPr id="2065837694" name=""/>
+                    <pic:cNvPicPr/>
+                  </pic:nvPicPr>
+                  <pic:blipFill>
+                    <a:blip r:embed="rId54"/>
+                    <a:stretch>
+                      <a:fillRect/>
+                    </a:stretch>
+                  </pic:blipFill>
+                  <pic:spPr>
+                    <a:xfrm>
+                      <a:off x="0" y="0"/>
+                      <a:ext cx="5943600" cy="2130425"/>
+                    </a:xfrm>
+                    <a:prstGeom prst="rect">
+                      <a:avLst/>
+                    </a:prstGeom>
+                  </pic:spPr>
+                </pic:pic>
+              </a:graphicData>
+            </a:graphic>
+          </wp:inline>
+        </w:drawing>
+      </w:r>
+    </w:p>
+    <w:p>
+      <w:pPr>
+        <w:rPr>
+          <w:lang w:val="en-US"/>
+        </w:rPr>
+      </w:pPr>
     </w:p>
     <w:p>
       <w:pPr>
@@ -3838,19 +4036,48 @@
         <w:rPr>
           <w:lang w:val="en-US"/>
         </w:rPr>
-        <w:tab/>
-      </w:r>
-      <w:r>
-        <w:rPr>
-          <w:lang w:val="en-US"/>
-        </w:rPr>
-        <w:tab/>
-      </w:r>
-      <w:r>
-        <w:rPr>
-          <w:lang w:val="en-US"/>
-        </w:rPr>
-        <w:tab/>
+        <w:lastRenderedPageBreak/>
+        <w:tab/>
+      </w:r>
+      <w:r>
+        <w:rPr>
+          <w:lang w:val="en-US"/>
+        </w:rPr>
+        <w:drawing>
+          <wp:inline distT="0" distB="0" distL="0" distR="0" wp14:anchorId="3D743A03" wp14:editId="0941701B">
+            <wp:extent cx="5943600" cy="3865245"/>
+            <wp:effectExtent l="0" t="0" r="0" b="1905"/>
+            <wp:docPr id="988878949" name="Picture 1"/>
+            <wp:cNvGraphicFramePr>
+              <a:graphicFrameLocks xmlns:a="http://schemas.openxmlformats.org/drawingml/2006/main" noChangeAspect="1"/>
+            </wp:cNvGraphicFramePr>
+            <a:graphic xmlns:a="http://schemas.openxmlformats.org/drawingml/2006/main">
+              <a:graphicData uri="http://schemas.openxmlformats.org/drawingml/2006/picture">
+                <pic:pic xmlns:pic="http://schemas.openxmlformats.org/drawingml/2006/picture">
+                  <pic:nvPicPr>
+                    <pic:cNvPr id="988878949" name=""/>
+                    <pic:cNvPicPr/>
+                  </pic:nvPicPr>
+                  <pic:blipFill>
+                    <a:blip r:embed="rId55"/>
+                    <a:stretch>
+                      <a:fillRect/>
+                    </a:stretch>
+                  </pic:blipFill>
+                  <pic:spPr>
+                    <a:xfrm>
+                      <a:off x="0" y="0"/>
+                      <a:ext cx="5943600" cy="3865245"/>
+                    </a:xfrm>
+                    <a:prstGeom prst="rect">
+                      <a:avLst/>
+                    </a:prstGeom>
+                  </pic:spPr>
+                </pic:pic>
+              </a:graphicData>
+            </a:graphic>
+          </wp:inline>
+        </w:drawing>
       </w:r>
     </w:p>
     <w:p>
@@ -4147,7 +4374,6 @@
         <w:rPr>
           <w:lang w:val="en-US"/>
         </w:rPr>
-        <w:lastRenderedPageBreak/>
         <w:tab/>
       </w:r>
       <w:r>

--- a/TH_Tuan04/TH_Tuan04.docx
+++ b/TH_Tuan04/TH_Tuan04.docx
@@ -4090,6 +4090,66 @@
         <w:rPr>
           <w:lang w:val="en-US"/>
         </w:rPr>
+        <w:t>- build và run, in kết quả ra console</w:t>
+      </w:r>
+    </w:p>
+    <w:p>
+      <w:pPr>
+        <w:rPr>
+          <w:lang w:val="en-US"/>
+        </w:rPr>
+      </w:pPr>
+      <w:r>
+        <w:rPr>
+          <w:lang w:val="en-US"/>
+        </w:rPr>
+        <w:drawing>
+          <wp:inline distT="0" distB="0" distL="0" distR="0" wp14:anchorId="22F1EBC4" wp14:editId="4CDB08A2">
+            <wp:extent cx="5943600" cy="1174750"/>
+            <wp:effectExtent l="0" t="0" r="0" b="6350"/>
+            <wp:docPr id="814652218" name="Picture 1"/>
+            <wp:cNvGraphicFramePr>
+              <a:graphicFrameLocks xmlns:a="http://schemas.openxmlformats.org/drawingml/2006/main" noChangeAspect="1"/>
+            </wp:cNvGraphicFramePr>
+            <a:graphic xmlns:a="http://schemas.openxmlformats.org/drawingml/2006/main">
+              <a:graphicData uri="http://schemas.openxmlformats.org/drawingml/2006/picture">
+                <pic:pic xmlns:pic="http://schemas.openxmlformats.org/drawingml/2006/picture">
+                  <pic:nvPicPr>
+                    <pic:cNvPr id="814652218" name=""/>
+                    <pic:cNvPicPr/>
+                  </pic:nvPicPr>
+                  <pic:blipFill>
+                    <a:blip r:embed="rId56"/>
+                    <a:stretch>
+                      <a:fillRect/>
+                    </a:stretch>
+                  </pic:blipFill>
+                  <pic:spPr>
+                    <a:xfrm>
+                      <a:off x="0" y="0"/>
+                      <a:ext cx="5943600" cy="1174750"/>
+                    </a:xfrm>
+                    <a:prstGeom prst="rect">
+                      <a:avLst/>
+                    </a:prstGeom>
+                  </pic:spPr>
+                </pic:pic>
+              </a:graphicData>
+            </a:graphic>
+          </wp:inline>
+        </w:drawing>
+      </w:r>
+    </w:p>
+    <w:p>
+      <w:pPr>
+        <w:rPr>
+          <w:lang w:val="en-US"/>
+        </w:rPr>
+      </w:pPr>
+      <w:r>
+        <w:rPr>
+          <w:lang w:val="en-US"/>
+        </w:rPr>
         <w:tab/>
         <w:t>Bài 7: Sử dụng biến môi trường trong Dockerfile</w:t>
       </w:r>
@@ -4194,19 +4254,106 @@
         <w:rPr>
           <w:lang w:val="en-US"/>
         </w:rPr>
-        <w:tab/>
-      </w:r>
-      <w:r>
-        <w:rPr>
-          <w:lang w:val="en-US"/>
-        </w:rPr>
-        <w:tab/>
-      </w:r>
-      <w:r>
-        <w:rPr>
-          <w:lang w:val="en-US"/>
-        </w:rPr>
-        <w:tab/>
+        <w:lastRenderedPageBreak/>
+        <w:drawing>
+          <wp:inline distT="0" distB="0" distL="0" distR="0" wp14:anchorId="0DDADFDC" wp14:editId="455285DE">
+            <wp:extent cx="5943600" cy="2286000"/>
+            <wp:effectExtent l="0" t="0" r="0" b="0"/>
+            <wp:docPr id="42813758" name="Picture 1"/>
+            <wp:cNvGraphicFramePr>
+              <a:graphicFrameLocks xmlns:a="http://schemas.openxmlformats.org/drawingml/2006/main" noChangeAspect="1"/>
+            </wp:cNvGraphicFramePr>
+            <a:graphic xmlns:a="http://schemas.openxmlformats.org/drawingml/2006/main">
+              <a:graphicData uri="http://schemas.openxmlformats.org/drawingml/2006/picture">
+                <pic:pic xmlns:pic="http://schemas.openxmlformats.org/drawingml/2006/picture">
+                  <pic:nvPicPr>
+                    <pic:cNvPr id="42813758" name=""/>
+                    <pic:cNvPicPr/>
+                  </pic:nvPicPr>
+                  <pic:blipFill>
+                    <a:blip r:embed="rId57"/>
+                    <a:stretch>
+                      <a:fillRect/>
+                    </a:stretch>
+                  </pic:blipFill>
+                  <pic:spPr>
+                    <a:xfrm>
+                      <a:off x="0" y="0"/>
+                      <a:ext cx="5943600" cy="2286000"/>
+                    </a:xfrm>
+                    <a:prstGeom prst="rect">
+                      <a:avLst/>
+                    </a:prstGeom>
+                  </pic:spPr>
+                </pic:pic>
+              </a:graphicData>
+            </a:graphic>
+          </wp:inline>
+        </w:drawing>
+      </w:r>
+    </w:p>
+    <w:p>
+      <w:pPr>
+        <w:rPr>
+          <w:lang w:val="en-US"/>
+        </w:rPr>
+      </w:pPr>
+      <w:r>
+        <w:rPr>
+          <w:lang w:val="en-US"/>
+        </w:rPr>
+        <w:drawing>
+          <wp:inline distT="0" distB="0" distL="0" distR="0" wp14:anchorId="2BD435B2" wp14:editId="6294A609">
+            <wp:extent cx="5943600" cy="1426210"/>
+            <wp:effectExtent l="0" t="0" r="0" b="2540"/>
+            <wp:docPr id="1394837090" name="Picture 1"/>
+            <wp:cNvGraphicFramePr>
+              <a:graphicFrameLocks xmlns:a="http://schemas.openxmlformats.org/drawingml/2006/main" noChangeAspect="1"/>
+            </wp:cNvGraphicFramePr>
+            <a:graphic xmlns:a="http://schemas.openxmlformats.org/drawingml/2006/main">
+              <a:graphicData uri="http://schemas.openxmlformats.org/drawingml/2006/picture">
+                <pic:pic xmlns:pic="http://schemas.openxmlformats.org/drawingml/2006/picture">
+                  <pic:nvPicPr>
+                    <pic:cNvPr id="1394837090" name=""/>
+                    <pic:cNvPicPr/>
+                  </pic:nvPicPr>
+                  <pic:blipFill>
+                    <a:blip r:embed="rId58"/>
+                    <a:stretch>
+                      <a:fillRect/>
+                    </a:stretch>
+                  </pic:blipFill>
+                  <pic:spPr>
+                    <a:xfrm>
+                      <a:off x="0" y="0"/>
+                      <a:ext cx="5943600" cy="1426210"/>
+                    </a:xfrm>
+                    <a:prstGeom prst="rect">
+                      <a:avLst/>
+                    </a:prstGeom>
+                  </pic:spPr>
+                </pic:pic>
+              </a:graphicData>
+            </a:graphic>
+          </wp:inline>
+        </w:drawing>
+      </w:r>
+    </w:p>
+    <w:p>
+      <w:pPr>
+        <w:rPr>
+          <w:b/>
+          <w:bCs/>
+          <w:lang w:val="en-US"/>
+        </w:rPr>
+      </w:pPr>
+      <w:r>
+        <w:rPr>
+          <w:b/>
+          <w:bCs/>
+          <w:lang w:val="en-US"/>
+        </w:rPr>
+        <w:t>=&gt; Kết quả: app env là development</w:t>
       </w:r>
     </w:p>
     <w:p>
@@ -4323,19 +4470,106 @@
         <w:rPr>
           <w:lang w:val="en-US"/>
         </w:rPr>
-        <w:tab/>
-      </w:r>
-      <w:r>
-        <w:rPr>
-          <w:lang w:val="en-US"/>
-        </w:rPr>
-        <w:tab/>
-      </w:r>
-      <w:r>
-        <w:rPr>
-          <w:lang w:val="en-US"/>
-        </w:rPr>
-        <w:tab/>
+        <w:drawing>
+          <wp:inline distT="0" distB="0" distL="0" distR="0" wp14:anchorId="4870F1E6" wp14:editId="202250F5">
+            <wp:extent cx="5943600" cy="2359025"/>
+            <wp:effectExtent l="0" t="0" r="0" b="3175"/>
+            <wp:docPr id="426445406" name="Picture 1"/>
+            <wp:cNvGraphicFramePr>
+              <a:graphicFrameLocks xmlns:a="http://schemas.openxmlformats.org/drawingml/2006/main" noChangeAspect="1"/>
+            </wp:cNvGraphicFramePr>
+            <a:graphic xmlns:a="http://schemas.openxmlformats.org/drawingml/2006/main">
+              <a:graphicData uri="http://schemas.openxmlformats.org/drawingml/2006/picture">
+                <pic:pic xmlns:pic="http://schemas.openxmlformats.org/drawingml/2006/picture">
+                  <pic:nvPicPr>
+                    <pic:cNvPr id="426445406" name=""/>
+                    <pic:cNvPicPr/>
+                  </pic:nvPicPr>
+                  <pic:blipFill>
+                    <a:blip r:embed="rId59"/>
+                    <a:stretch>
+                      <a:fillRect/>
+                    </a:stretch>
+                  </pic:blipFill>
+                  <pic:spPr>
+                    <a:xfrm>
+                      <a:off x="0" y="0"/>
+                      <a:ext cx="5943600" cy="2359025"/>
+                    </a:xfrm>
+                    <a:prstGeom prst="rect">
+                      <a:avLst/>
+                    </a:prstGeom>
+                  </pic:spPr>
+                </pic:pic>
+              </a:graphicData>
+            </a:graphic>
+          </wp:inline>
+        </w:drawing>
+      </w:r>
+    </w:p>
+    <w:p>
+      <w:pPr>
+        <w:rPr>
+          <w:lang w:val="en-US"/>
+        </w:rPr>
+      </w:pPr>
+      <w:r>
+        <w:rPr>
+          <w:lang w:val="en-US"/>
+        </w:rPr>
+        <w:drawing>
+          <wp:inline distT="0" distB="0" distL="0" distR="0" wp14:anchorId="7479CE3A" wp14:editId="7A423772">
+            <wp:extent cx="5943600" cy="1264920"/>
+            <wp:effectExtent l="0" t="0" r="0" b="0"/>
+            <wp:docPr id="677649395" name="Picture 1"/>
+            <wp:cNvGraphicFramePr>
+              <a:graphicFrameLocks xmlns:a="http://schemas.openxmlformats.org/drawingml/2006/main" noChangeAspect="1"/>
+            </wp:cNvGraphicFramePr>
+            <a:graphic xmlns:a="http://schemas.openxmlformats.org/drawingml/2006/main">
+              <a:graphicData uri="http://schemas.openxmlformats.org/drawingml/2006/picture">
+                <pic:pic xmlns:pic="http://schemas.openxmlformats.org/drawingml/2006/picture">
+                  <pic:nvPicPr>
+                    <pic:cNvPr id="677649395" name=""/>
+                    <pic:cNvPicPr/>
+                  </pic:nvPicPr>
+                  <pic:blipFill>
+                    <a:blip r:embed="rId60"/>
+                    <a:stretch>
+                      <a:fillRect/>
+                    </a:stretch>
+                  </pic:blipFill>
+                  <pic:spPr>
+                    <a:xfrm>
+                      <a:off x="0" y="0"/>
+                      <a:ext cx="5943600" cy="1264920"/>
+                    </a:xfrm>
+                    <a:prstGeom prst="rect">
+                      <a:avLst/>
+                    </a:prstGeom>
+                  </pic:spPr>
+                </pic:pic>
+              </a:graphicData>
+            </a:graphic>
+          </wp:inline>
+        </w:drawing>
+      </w:r>
+    </w:p>
+    <w:p>
+      <w:pPr>
+        <w:rPr>
+          <w:b/>
+          <w:bCs/>
+          <w:lang w:val="en-US"/>
+        </w:rPr>
+      </w:pPr>
+      <w:r>
+        <w:rPr>
+          <w:b/>
+          <w:bCs/>
+          <w:lang w:val="en-US"/>
+        </w:rPr>
+        <w:lastRenderedPageBreak/>
+        <w:t>=&gt; Database được tạo</w:t>
       </w:r>
     </w:p>
     <w:p>
@@ -4452,27 +4686,89 @@
         <w:rPr>
           <w:lang w:val="en-US"/>
         </w:rPr>
-        <w:tab/>
-      </w:r>
-      <w:r>
-        <w:rPr>
-          <w:lang w:val="en-US"/>
-        </w:rPr>
-        <w:tab/>
-      </w:r>
-      <w:r>
-        <w:rPr>
-          <w:lang w:val="en-US"/>
-        </w:rPr>
-        <w:tab/>
-      </w:r>
-    </w:p>
-    <w:p>
-      <w:pPr>
-        <w:rPr>
-          <w:lang w:val="en-US"/>
-        </w:rPr>
-      </w:pPr>
+        <w:drawing>
+          <wp:inline distT="0" distB="0" distL="0" distR="0" wp14:anchorId="1F568BBD" wp14:editId="3304A798">
+            <wp:extent cx="5943600" cy="2297430"/>
+            <wp:effectExtent l="0" t="0" r="0" b="7620"/>
+            <wp:docPr id="580809601" name="Picture 1"/>
+            <wp:cNvGraphicFramePr>
+              <a:graphicFrameLocks xmlns:a="http://schemas.openxmlformats.org/drawingml/2006/main" noChangeAspect="1"/>
+            </wp:cNvGraphicFramePr>
+            <a:graphic xmlns:a="http://schemas.openxmlformats.org/drawingml/2006/main">
+              <a:graphicData uri="http://schemas.openxmlformats.org/drawingml/2006/picture">
+                <pic:pic xmlns:pic="http://schemas.openxmlformats.org/drawingml/2006/picture">
+                  <pic:nvPicPr>
+                    <pic:cNvPr id="580809601" name=""/>
+                    <pic:cNvPicPr/>
+                  </pic:nvPicPr>
+                  <pic:blipFill>
+                    <a:blip r:embed="rId61"/>
+                    <a:stretch>
+                      <a:fillRect/>
+                    </a:stretch>
+                  </pic:blipFill>
+                  <pic:spPr>
+                    <a:xfrm>
+                      <a:off x="0" y="0"/>
+                      <a:ext cx="5943600" cy="2297430"/>
+                    </a:xfrm>
+                    <a:prstGeom prst="rect">
+                      <a:avLst/>
+                    </a:prstGeom>
+                  </pic:spPr>
+                </pic:pic>
+              </a:graphicData>
+            </a:graphic>
+          </wp:inline>
+        </w:drawing>
+      </w:r>
+    </w:p>
+    <w:p>
+      <w:pPr>
+        <w:rPr>
+          <w:lang w:val="en-US"/>
+        </w:rPr>
+      </w:pPr>
+      <w:r>
+        <w:rPr>
+          <w:lang w:val="en-US"/>
+        </w:rPr>
+        <w:drawing>
+          <wp:inline distT="0" distB="0" distL="0" distR="0" wp14:anchorId="4B8BAD5D" wp14:editId="0C0E8C86">
+            <wp:extent cx="5943600" cy="2637790"/>
+            <wp:effectExtent l="0" t="0" r="0" b="0"/>
+            <wp:docPr id="778220388" name="Picture 1"/>
+            <wp:cNvGraphicFramePr>
+              <a:graphicFrameLocks xmlns:a="http://schemas.openxmlformats.org/drawingml/2006/main" noChangeAspect="1"/>
+            </wp:cNvGraphicFramePr>
+            <a:graphic xmlns:a="http://schemas.openxmlformats.org/drawingml/2006/main">
+              <a:graphicData uri="http://schemas.openxmlformats.org/drawingml/2006/picture">
+                <pic:pic xmlns:pic="http://schemas.openxmlformats.org/drawingml/2006/picture">
+                  <pic:nvPicPr>
+                    <pic:cNvPr id="778220388" name=""/>
+                    <pic:cNvPicPr/>
+                  </pic:nvPicPr>
+                  <pic:blipFill>
+                    <a:blip r:embed="rId62"/>
+                    <a:stretch>
+                      <a:fillRect/>
+                    </a:stretch>
+                  </pic:blipFill>
+                  <pic:spPr>
+                    <a:xfrm>
+                      <a:off x="0" y="0"/>
+                      <a:ext cx="5943600" cy="2637790"/>
+                    </a:xfrm>
+                    <a:prstGeom prst="rect">
+                      <a:avLst/>
+                    </a:prstGeom>
+                  </pic:spPr>
+                </pic:pic>
+              </a:graphicData>
+            </a:graphic>
+          </wp:inline>
+        </w:drawing>
+      </w:r>
       <w:r>
         <w:rPr>
           <w:lang w:val="en-US"/>

--- a/TH_Tuan04/TH_Tuan04.docx
+++ b/TH_Tuan04/TH_Tuan04.docx
@@ -4865,6 +4865,101 @@
           <w:lang w:val="en-US"/>
         </w:rPr>
         <w:tab/>
+      </w:r>
+    </w:p>
+    <w:p>
+      <w:pPr>
+        <w:rPr>
+          <w:lang w:val="en-US"/>
+        </w:rPr>
+      </w:pPr>
+      <w:r>
+        <w:rPr>
+          <w:lang w:val="en-US"/>
+        </w:rPr>
+        <w:lastRenderedPageBreak/>
+        <w:drawing>
+          <wp:inline distT="0" distB="0" distL="0" distR="0" wp14:anchorId="55D53C2C" wp14:editId="11FF40BF">
+            <wp:extent cx="5943600" cy="2296160"/>
+            <wp:effectExtent l="0" t="0" r="0" b="8890"/>
+            <wp:docPr id="419744747" name="Picture 1"/>
+            <wp:cNvGraphicFramePr>
+              <a:graphicFrameLocks xmlns:a="http://schemas.openxmlformats.org/drawingml/2006/main" noChangeAspect="1"/>
+            </wp:cNvGraphicFramePr>
+            <a:graphic xmlns:a="http://schemas.openxmlformats.org/drawingml/2006/main">
+              <a:graphicData uri="http://schemas.openxmlformats.org/drawingml/2006/picture">
+                <pic:pic xmlns:pic="http://schemas.openxmlformats.org/drawingml/2006/picture">
+                  <pic:nvPicPr>
+                    <pic:cNvPr id="419744747" name=""/>
+                    <pic:cNvPicPr/>
+                  </pic:nvPicPr>
+                  <pic:blipFill>
+                    <a:blip r:embed="rId63"/>
+                    <a:stretch>
+                      <a:fillRect/>
+                    </a:stretch>
+                  </pic:blipFill>
+                  <pic:spPr>
+                    <a:xfrm>
+                      <a:off x="0" y="0"/>
+                      <a:ext cx="5943600" cy="2296160"/>
+                    </a:xfrm>
+                    <a:prstGeom prst="rect">
+                      <a:avLst/>
+                    </a:prstGeom>
+                  </pic:spPr>
+                </pic:pic>
+              </a:graphicData>
+            </a:graphic>
+          </wp:inline>
+        </w:drawing>
+      </w:r>
+    </w:p>
+    <w:p>
+      <w:pPr>
+        <w:rPr>
+          <w:lang w:val="en-US"/>
+        </w:rPr>
+      </w:pPr>
+      <w:r>
+        <w:rPr>
+          <w:lang w:val="en-US"/>
+        </w:rPr>
+        <w:drawing>
+          <wp:inline distT="0" distB="0" distL="0" distR="0" wp14:anchorId="738091D6" wp14:editId="6FAC69D0">
+            <wp:extent cx="5943600" cy="2552700"/>
+            <wp:effectExtent l="0" t="0" r="0" b="0"/>
+            <wp:docPr id="635171577" name="Picture 1"/>
+            <wp:cNvGraphicFramePr>
+              <a:graphicFrameLocks xmlns:a="http://schemas.openxmlformats.org/drawingml/2006/main" noChangeAspect="1"/>
+            </wp:cNvGraphicFramePr>
+            <a:graphic xmlns:a="http://schemas.openxmlformats.org/drawingml/2006/main">
+              <a:graphicData uri="http://schemas.openxmlformats.org/drawingml/2006/picture">
+                <pic:pic xmlns:pic="http://schemas.openxmlformats.org/drawingml/2006/picture">
+                  <pic:nvPicPr>
+                    <pic:cNvPr id="635171577" name=""/>
+                    <pic:cNvPicPr/>
+                  </pic:nvPicPr>
+                  <pic:blipFill>
+                    <a:blip r:embed="rId64"/>
+                    <a:stretch>
+                      <a:fillRect/>
+                    </a:stretch>
+                  </pic:blipFill>
+                  <pic:spPr>
+                    <a:xfrm>
+                      <a:off x="0" y="0"/>
+                      <a:ext cx="5943600" cy="2552700"/>
+                    </a:xfrm>
+                    <a:prstGeom prst="rect">
+                      <a:avLst/>
+                    </a:prstGeom>
+                  </pic:spPr>
+                </pic:pic>
+              </a:graphicData>
+            </a:graphic>
+          </wp:inline>
+        </w:drawing>
       </w:r>
     </w:p>
     <w:sectPr>
